--- a/dossier-deets-apprentissage/word/08_Notice_mixite_et_egalite_femmes_hommes.docx
+++ b/dossier-deets-apprentissage/word/08_Notice_mixite_et_egalite_femmes_hommes.docx
@@ -8,27 +8,38 @@
       </w:pPr>
       <w:r>
         <w:rPr>
-          <w:rFonts w:ascii="Arial" w:cs="Arial" w:eastAsia="Arial" w:hAnsi="Arial"/>
+          <w:rFonts w:ascii="Montserrat" w:cs="Montserrat" w:eastAsia="Montserrat" w:hAnsi="Montserrat"/>
           <w:b/>
           <w:bCs/>
-          <w:color w:val="1F3A5F"/>
-          <w:sz w:val="36"/>
-          <w:szCs w:val="36"/>
+          <w:color w:val="1B3A6B"/>
+          <w:sz w:val="40"/>
+          <w:szCs w:val="40"/>
         </w:rPr>
-        <w:t xml:space="preserve">YEBA FORMATIONS</w:t>
+        <w:t xml:space="preserve">YEBA</w:t>
+      </w:r>
+      <w:r>
+        <w:rPr>
+          <w:rFonts w:ascii="Montserrat" w:cs="Montserrat" w:eastAsia="Montserrat" w:hAnsi="Montserrat"/>
+          <w:b/>
+          <w:bCs/>
+          <w:color w:val="C9AB4C"/>
+          <w:sz w:val="40"/>
+          <w:szCs w:val="40"/>
+        </w:rPr>
+        <w:t xml:space="preserve">  FORMATIONS</w:t>
       </w:r>
     </w:p>
     <w:p>
       <w:pPr>
         <w:pBdr>
-          <w:bottom w:val="single" w:color="C8691C" w:sz="12" w:space="6"/>
+          <w:bottom w:val="single" w:color="C9AB4C" w:sz="12" w:space="6"/>
         </w:pBdr>
         <w:spacing w:after="240"/>
       </w:pPr>
       <w:r>
         <w:rPr>
-          <w:rFonts w:ascii="Arial" w:cs="Arial" w:eastAsia="Arial" w:hAnsi="Arial"/>
-          <w:color w:val="595959"/>
+          <w:rFonts w:ascii="Inter" w:cs="Inter" w:eastAsia="Inter" w:hAnsi="Inter"/>
+          <w:color w:val="4D4D4D"/>
           <w:sz w:val="20"/>
           <w:szCs w:val="20"/>
         </w:rPr>
@@ -41,10 +52,10 @@
       </w:pPr>
       <w:r>
         <w:rPr>
-          <w:rFonts w:ascii="Arial" w:cs="Arial" w:eastAsia="Arial" w:hAnsi="Arial"/>
+          <w:rFonts w:ascii="Montserrat" w:cs="Montserrat" w:eastAsia="Montserrat" w:hAnsi="Montserrat"/>
           <w:b/>
           <w:bCs/>
-          <w:color w:val="C8691C"/>
+          <w:color w:val="4D4D4D"/>
           <w:sz w:val="24"/>
           <w:szCs w:val="24"/>
         </w:rPr>
@@ -57,10 +68,10 @@
       </w:pPr>
       <w:r>
         <w:rPr>
-          <w:rFonts w:ascii="Arial" w:cs="Arial" w:eastAsia="Arial" w:hAnsi="Arial"/>
+          <w:rFonts w:ascii="Montserrat" w:cs="Montserrat" w:eastAsia="Montserrat" w:hAnsi="Montserrat"/>
           <w:b/>
           <w:bCs/>
-          <w:color w:val="1F3A5F"/>
+          <w:color w:val="1B3A6B"/>
           <w:sz w:val="32"/>
           <w:szCs w:val="32"/>
         </w:rPr>
@@ -91,21 +102,21 @@
         <w:tc>
           <w:tcPr>
             <w:tcW w:type="dxa" w:w="2600"/>
-            <w:shd w:fill="1F3A5F" w:color="auto" w:val="clear"/>
-            <w:tcMar>
-              <w:top w:type="dxa" w:w="60"/>
-              <w:left w:type="dxa" w:w="90"/>
-              <w:bottom w:type="dxa" w:w="60"/>
-              <w:right w:type="dxa" w:w="90"/>
-            </w:tcMar>
-          </w:tcPr>
-          <w:p>
-            <w:pPr>
-              <w:spacing w:after="40"/>
-            </w:pPr>
-            <w:r>
-              <w:rPr>
-                <w:rFonts w:ascii="Arial" w:cs="Arial" w:eastAsia="Arial" w:hAnsi="Arial"/>
+            <w:shd w:fill="1B3A6B" w:color="auto" w:val="clear"/>
+            <w:tcMar>
+              <w:top w:type="dxa" w:w="60"/>
+              <w:left w:type="dxa" w:w="90"/>
+              <w:bottom w:type="dxa" w:w="60"/>
+              <w:right w:type="dxa" w:w="90"/>
+            </w:tcMar>
+          </w:tcPr>
+          <w:p>
+            <w:pPr>
+              <w:spacing w:after="40"/>
+            </w:pPr>
+            <w:r>
+              <w:rPr>
+                <w:rFonts w:ascii="Inter" w:cs="Inter" w:eastAsia="Inter" w:hAnsi="Inter"/>
                 <w:b/>
                 <w:bCs/>
                 <w:color w:val="FFFFFF"/>
@@ -117,21 +128,21 @@
         <w:tc>
           <w:tcPr>
             <w:tcW w:type="dxa" w:w="7038"/>
-            <w:shd w:fill="1F3A5F" w:color="auto" w:val="clear"/>
-            <w:tcMar>
-              <w:top w:type="dxa" w:w="60"/>
-              <w:left w:type="dxa" w:w="90"/>
-              <w:bottom w:type="dxa" w:w="60"/>
-              <w:right w:type="dxa" w:w="90"/>
-            </w:tcMar>
-          </w:tcPr>
-          <w:p>
-            <w:pPr>
-              <w:spacing w:after="40"/>
-            </w:pPr>
-            <w:r>
-              <w:rPr>
-                <w:rFonts w:ascii="Arial" w:cs="Arial" w:eastAsia="Arial" w:hAnsi="Arial"/>
+            <w:shd w:fill="1B3A6B" w:color="auto" w:val="clear"/>
+            <w:tcMar>
+              <w:top w:type="dxa" w:w="60"/>
+              <w:left w:type="dxa" w:w="90"/>
+              <w:bottom w:type="dxa" w:w="60"/>
+              <w:right w:type="dxa" w:w="90"/>
+            </w:tcMar>
+          </w:tcPr>
+          <w:p>
+            <w:pPr>
+              <w:spacing w:after="40"/>
+            </w:pPr>
+            <w:r>
+              <w:rPr>
+                <w:rFonts w:ascii="Inter" w:cs="Inter" w:eastAsia="Inter" w:hAnsi="Inter"/>
                 <w:b/>
                 <w:bCs/>
                 <w:color w:val="FFFFFF"/>
@@ -161,7 +172,7 @@
             </w:pPr>
             <w:r>
               <w:rPr>
-                <w:rFonts w:ascii="Arial" w:cs="Arial" w:eastAsia="Arial" w:hAnsi="Arial"/>
+                <w:rFonts w:ascii="Inter" w:cs="Inter" w:eastAsia="Inter" w:hAnsi="Inter"/>
               </w:rPr>
               <w:t xml:space="preserve">Destinataire</w:t>
             </w:r>
@@ -183,7 +194,7 @@
             </w:pPr>
             <w:r>
               <w:rPr>
-                <w:rFonts w:ascii="Arial" w:cs="Arial" w:eastAsia="Arial" w:hAnsi="Arial"/>
+                <w:rFonts w:ascii="Inter" w:cs="Inter" w:eastAsia="Inter" w:hAnsi="Inter"/>
               </w:rPr>
               <w:t xml:space="preserve">DEETS La Réunion — Service de contrôle de la formation professionnelle</w:t>
             </w:r>
@@ -197,21 +208,21 @@
         <w:tc>
           <w:tcPr>
             <w:tcW w:type="dxa" w:w="2600"/>
-            <w:shd w:fill="EAF0F6" w:color="auto" w:val="clear"/>
-            <w:tcMar>
-              <w:top w:type="dxa" w:w="60"/>
-              <w:left w:type="dxa" w:w="90"/>
-              <w:bottom w:type="dxa" w:w="60"/>
-              <w:right w:type="dxa" w:w="90"/>
-            </w:tcMar>
-          </w:tcPr>
-          <w:p>
-            <w:pPr>
-              <w:spacing w:after="40"/>
-            </w:pPr>
-            <w:r>
-              <w:rPr>
-                <w:rFonts w:ascii="Arial" w:cs="Arial" w:eastAsia="Arial" w:hAnsi="Arial"/>
+            <w:shd w:fill="EEF1F6" w:color="auto" w:val="clear"/>
+            <w:tcMar>
+              <w:top w:type="dxa" w:w="60"/>
+              <w:left w:type="dxa" w:w="90"/>
+              <w:bottom w:type="dxa" w:w="60"/>
+              <w:right w:type="dxa" w:w="90"/>
+            </w:tcMar>
+          </w:tcPr>
+          <w:p>
+            <w:pPr>
+              <w:spacing w:after="40"/>
+            </w:pPr>
+            <w:r>
+              <w:rPr>
+                <w:rFonts w:ascii="Inter" w:cs="Inter" w:eastAsia="Inter" w:hAnsi="Inter"/>
               </w:rPr>
               <w:t xml:space="preserve">Référence</w:t>
             </w:r>
@@ -220,21 +231,21 @@
         <w:tc>
           <w:tcPr>
             <w:tcW w:type="dxa" w:w="7038"/>
-            <w:shd w:fill="EAF0F6" w:color="auto" w:val="clear"/>
-            <w:tcMar>
-              <w:top w:type="dxa" w:w="60"/>
-              <w:left w:type="dxa" w:w="90"/>
-              <w:bottom w:type="dxa" w:w="60"/>
-              <w:right w:type="dxa" w:w="90"/>
-            </w:tcMar>
-          </w:tcPr>
-          <w:p>
-            <w:pPr>
-              <w:spacing w:after="40"/>
-            </w:pPr>
-            <w:r>
-              <w:rPr>
-                <w:rFonts w:ascii="Arial" w:cs="Arial" w:eastAsia="Arial" w:hAnsi="Arial"/>
+            <w:shd w:fill="EEF1F6" w:color="auto" w:val="clear"/>
+            <w:tcMar>
+              <w:top w:type="dxa" w:w="60"/>
+              <w:left w:type="dxa" w:w="90"/>
+              <w:bottom w:type="dxa" w:w="60"/>
+              <w:right w:type="dxa" w:w="90"/>
+            </w:tcMar>
+          </w:tcPr>
+          <w:p>
+            <w:pPr>
+              <w:spacing w:after="40"/>
+            </w:pPr>
+            <w:r>
+              <w:rPr>
+                <w:rFonts w:ascii="Inter" w:cs="Inter" w:eastAsia="Inter" w:hAnsi="Inter"/>
               </w:rPr>
               <w:t xml:space="preserve">Courriel de la DEETS du 20 octobre 2026 — instruction au titre de l’article L.6351-5 du Code du travail</w:t>
             </w:r>
@@ -261,7 +272,7 @@
             </w:pPr>
             <w:r>
               <w:rPr>
-                <w:rFonts w:ascii="Arial" w:cs="Arial" w:eastAsia="Arial" w:hAnsi="Arial"/>
+                <w:rFonts w:ascii="Inter" w:cs="Inter" w:eastAsia="Inter" w:hAnsi="Inter"/>
               </w:rPr>
               <w:t xml:space="preserve">Objet de la pièce</w:t>
             </w:r>
@@ -283,7 +294,7 @@
             </w:pPr>
             <w:r>
               <w:rPr>
-                <w:rFonts w:ascii="Arial" w:cs="Arial" w:eastAsia="Arial" w:hAnsi="Arial"/>
+                <w:rFonts w:ascii="Inter" w:cs="Inter" w:eastAsia="Inter" w:hAnsi="Inter"/>
               </w:rPr>
               <w:t xml:space="preserve">Mesures mises en œuvre et actions entreprises pour favoriser la mixité des métiers, l’égalité entre les femmes et les hommes et prévenir le harcèlement et les agissements sexistes.</w:t>
             </w:r>
@@ -297,21 +308,21 @@
         <w:tc>
           <w:tcPr>
             <w:tcW w:type="dxa" w:w="2600"/>
-            <w:shd w:fill="EAF0F6" w:color="auto" w:val="clear"/>
-            <w:tcMar>
-              <w:top w:type="dxa" w:w="60"/>
-              <w:left w:type="dxa" w:w="90"/>
-              <w:bottom w:type="dxa" w:w="60"/>
-              <w:right w:type="dxa" w:w="90"/>
-            </w:tcMar>
-          </w:tcPr>
-          <w:p>
-            <w:pPr>
-              <w:spacing w:after="40"/>
-            </w:pPr>
-            <w:r>
-              <w:rPr>
-                <w:rFonts w:ascii="Arial" w:cs="Arial" w:eastAsia="Arial" w:hAnsi="Arial"/>
+            <w:shd w:fill="EEF1F6" w:color="auto" w:val="clear"/>
+            <w:tcMar>
+              <w:top w:type="dxa" w:w="60"/>
+              <w:left w:type="dxa" w:w="90"/>
+              <w:bottom w:type="dxa" w:w="60"/>
+              <w:right w:type="dxa" w:w="90"/>
+            </w:tcMar>
+          </w:tcPr>
+          <w:p>
+            <w:pPr>
+              <w:spacing w:after="40"/>
+            </w:pPr>
+            <w:r>
+              <w:rPr>
+                <w:rFonts w:ascii="Inter" w:cs="Inter" w:eastAsia="Inter" w:hAnsi="Inter"/>
               </w:rPr>
               <w:t xml:space="preserve">Organisme</w:t>
             </w:r>
@@ -320,23 +331,23 @@
         <w:tc>
           <w:tcPr>
             <w:tcW w:type="dxa" w:w="7038"/>
-            <w:shd w:fill="EAF0F6" w:color="auto" w:val="clear"/>
-            <w:tcMar>
-              <w:top w:type="dxa" w:w="60"/>
-              <w:left w:type="dxa" w:w="90"/>
-              <w:bottom w:type="dxa" w:w="60"/>
-              <w:right w:type="dxa" w:w="90"/>
-            </w:tcMar>
-          </w:tcPr>
-          <w:p>
-            <w:pPr>
-              <w:spacing w:after="40"/>
-            </w:pPr>
-            <w:r>
-              <w:rPr>
-                <w:rFonts w:ascii="Arial" w:cs="Arial" w:eastAsia="Arial" w:hAnsi="Arial"/>
-              </w:rPr>
-              <w:t xml:space="preserve">YEBA FORMATIONS — SIRET 814 622 262 00032 — NDA 04973676397</w:t>
+            <w:shd w:fill="EEF1F6" w:color="auto" w:val="clear"/>
+            <w:tcMar>
+              <w:top w:type="dxa" w:w="60"/>
+              <w:left w:type="dxa" w:w="90"/>
+              <w:bottom w:type="dxa" w:w="60"/>
+              <w:right w:type="dxa" w:w="90"/>
+            </w:tcMar>
+          </w:tcPr>
+          <w:p>
+            <w:pPr>
+              <w:spacing w:after="40"/>
+            </w:pPr>
+            <w:r>
+              <w:rPr>
+                <w:rFonts w:ascii="Inter" w:cs="Inter" w:eastAsia="Inter" w:hAnsi="Inter"/>
+              </w:rPr>
+              <w:t xml:space="preserve">YEBA FORMATIONS — SIRET 814 622 262 00032 — NDA 04973676397 — UAI 9742022E</w:t>
             </w:r>
           </w:p>
         </w:tc>
@@ -361,9 +372,9 @@
             </w:pPr>
             <w:r>
               <w:rPr>
-                <w:rFonts w:ascii="Arial" w:cs="Arial" w:eastAsia="Arial" w:hAnsi="Arial"/>
-              </w:rPr>
-              <w:t xml:space="preserve">Certification Qualiopi</w:t>
+                <w:rFonts w:ascii="Inter" w:cs="Inter" w:eastAsia="Inter" w:hAnsi="Inter"/>
+              </w:rPr>
+              <w:t xml:space="preserve">Lieu de formation</w:t>
             </w:r>
           </w:p>
         </w:tc>
@@ -383,19 +394,9 @@
             </w:pPr>
             <w:r>
               <w:rPr>
-                <w:rFonts w:ascii="Arial" w:cs="Arial" w:eastAsia="Arial" w:hAnsi="Arial"/>
-              </w:rPr>
-              <w:t xml:space="preserve">n° 25FOR02027.1 — </w:t>
-            </w:r>
-            <w:r>
-              <w:rPr>
-                <w:rFonts w:ascii="Arial" w:cs="Arial" w:eastAsia="Arial" w:hAnsi="Arial"/>
-                <w:b/>
-                <w:bCs/>
-                <w:highlight w:val="yellow"/>
-                <w:highlightCs w:val="yellow"/>
-              </w:rPr>
-              <w:t xml:space="preserve">[préciser si la catégorie « actions de formation par apprentissage » est déjà couverte ou en cours d’extension]</w:t>
+                <w:rFonts w:ascii="Inter" w:cs="Inter" w:eastAsia="Inter" w:hAnsi="Inter"/>
+              </w:rPr>
+              <w:t xml:space="preserve">7 rue Henri Cornu, Immeuble Rodrigue 2, Technopole Réunion / Technor, 97490 Sainte-Clotilde (Saint-Denis)</w:t>
             </w:r>
           </w:p>
         </w:tc>
@@ -407,46 +408,46 @@
         <w:tc>
           <w:tcPr>
             <w:tcW w:type="dxa" w:w="2600"/>
-            <w:shd w:fill="EAF0F6" w:color="auto" w:val="clear"/>
-            <w:tcMar>
-              <w:top w:type="dxa" w:w="60"/>
-              <w:left w:type="dxa" w:w="90"/>
-              <w:bottom w:type="dxa" w:w="60"/>
-              <w:right w:type="dxa" w:w="90"/>
-            </w:tcMar>
-          </w:tcPr>
-          <w:p>
-            <w:pPr>
-              <w:spacing w:after="40"/>
-            </w:pPr>
-            <w:r>
-              <w:rPr>
-                <w:rFonts w:ascii="Arial" w:cs="Arial" w:eastAsia="Arial" w:hAnsi="Arial"/>
-              </w:rPr>
-              <w:t xml:space="preserve">Responsable</w:t>
+            <w:shd w:fill="EEF1F6" w:color="auto" w:val="clear"/>
+            <w:tcMar>
+              <w:top w:type="dxa" w:w="60"/>
+              <w:left w:type="dxa" w:w="90"/>
+              <w:bottom w:type="dxa" w:w="60"/>
+              <w:right w:type="dxa" w:w="90"/>
+            </w:tcMar>
+          </w:tcPr>
+          <w:p>
+            <w:pPr>
+              <w:spacing w:after="40"/>
+            </w:pPr>
+            <w:r>
+              <w:rPr>
+                <w:rFonts w:ascii="Inter" w:cs="Inter" w:eastAsia="Inter" w:hAnsi="Inter"/>
+              </w:rPr>
+              <w:t xml:space="preserve">Certification Qualiopi</w:t>
             </w:r>
           </w:p>
         </w:tc>
         <w:tc>
           <w:tcPr>
             <w:tcW w:type="dxa" w:w="7038"/>
-            <w:shd w:fill="EAF0F6" w:color="auto" w:val="clear"/>
-            <w:tcMar>
-              <w:top w:type="dxa" w:w="60"/>
-              <w:left w:type="dxa" w:w="90"/>
-              <w:bottom w:type="dxa" w:w="60"/>
-              <w:right w:type="dxa" w:w="90"/>
-            </w:tcMar>
-          </w:tcPr>
-          <w:p>
-            <w:pPr>
-              <w:spacing w:after="40"/>
-            </w:pPr>
-            <w:r>
-              <w:rPr>
-                <w:rFonts w:ascii="Arial" w:cs="Arial" w:eastAsia="Arial" w:hAnsi="Arial"/>
-              </w:rPr>
-              <w:t xml:space="preserve">Aurélien LUMEKA, Directeur</w:t>
+            <w:shd w:fill="EEF1F6" w:color="auto" w:val="clear"/>
+            <w:tcMar>
+              <w:top w:type="dxa" w:w="60"/>
+              <w:left w:type="dxa" w:w="90"/>
+              <w:bottom w:type="dxa" w:w="60"/>
+              <w:right w:type="dxa" w:w="90"/>
+            </w:tcMar>
+          </w:tcPr>
+          <w:p>
+            <w:pPr>
+              <w:spacing w:after="40"/>
+            </w:pPr>
+            <w:r>
+              <w:rPr>
+                <w:rFonts w:ascii="Inter" w:cs="Inter" w:eastAsia="Inter" w:hAnsi="Inter"/>
+              </w:rPr>
+              <w:t xml:space="preserve">n° 25FOR02027.1 (actions de formation). Extension à la catégorie « actions de formation par apprentissage » engagée : l’audit d’extension sera réalisé dès l’entrée en formation du premier apprenti (courriel de l’organisme certificateur du 14/10/2026).</w:t>
             </w:r>
           </w:p>
         </w:tc>
@@ -471,7 +472,57 @@
             </w:pPr>
             <w:r>
               <w:rPr>
-                <w:rFonts w:ascii="Arial" w:cs="Arial" w:eastAsia="Arial" w:hAnsi="Arial"/>
+                <w:rFonts w:ascii="Inter" w:cs="Inter" w:eastAsia="Inter" w:hAnsi="Inter"/>
+              </w:rPr>
+              <w:t xml:space="preserve">Responsable</w:t>
+            </w:r>
+          </w:p>
+        </w:tc>
+        <w:tc>
+          <w:tcPr>
+            <w:tcW w:type="dxa" w:w="7038"/>
+            <w:tcMar>
+              <w:top w:type="dxa" w:w="60"/>
+              <w:left w:type="dxa" w:w="90"/>
+              <w:bottom w:type="dxa" w:w="60"/>
+              <w:right w:type="dxa" w:w="90"/>
+            </w:tcMar>
+          </w:tcPr>
+          <w:p>
+            <w:pPr>
+              <w:spacing w:after="40"/>
+            </w:pPr>
+            <w:r>
+              <w:rPr>
+                <w:rFonts w:ascii="Inter" w:cs="Inter" w:eastAsia="Inter" w:hAnsi="Inter"/>
+              </w:rPr>
+              <w:t xml:space="preserve">Aurélien LUMEKA, Directeur</w:t>
+            </w:r>
+          </w:p>
+        </w:tc>
+      </w:tr>
+      <w:tr>
+        <w:trPr>
+          <w:cantSplit/>
+        </w:trPr>
+        <w:tc>
+          <w:tcPr>
+            <w:tcW w:type="dxa" w:w="2600"/>
+            <w:shd w:fill="EEF1F6" w:color="auto" w:val="clear"/>
+            <w:tcMar>
+              <w:top w:type="dxa" w:w="60"/>
+              <w:left w:type="dxa" w:w="90"/>
+              <w:bottom w:type="dxa" w:w="60"/>
+              <w:right w:type="dxa" w:w="90"/>
+            </w:tcMar>
+          </w:tcPr>
+          <w:p>
+            <w:pPr>
+              <w:spacing w:after="40"/>
+            </w:pPr>
+            <w:r>
+              <w:rPr>
+                <w:rFonts w:ascii="Inter" w:cs="Inter" w:eastAsia="Inter" w:hAnsi="Inter"/>
               </w:rPr>
               <w:t xml:space="preserve">Version</w:t>
             </w:r>
@@ -480,22 +531,23 @@
         <w:tc>
           <w:tcPr>
             <w:tcW w:type="dxa" w:w="7038"/>
-            <w:tcMar>
-              <w:top w:type="dxa" w:w="60"/>
-              <w:left w:type="dxa" w:w="90"/>
-              <w:bottom w:type="dxa" w:w="60"/>
-              <w:right w:type="dxa" w:w="90"/>
-            </w:tcMar>
-          </w:tcPr>
-          <w:p>
-            <w:pPr>
-              <w:spacing w:after="40"/>
-            </w:pPr>
-            <w:r>
-              <w:rPr>
-                <w:rFonts w:ascii="Arial" w:cs="Arial" w:eastAsia="Arial" w:hAnsi="Arial"/>
-              </w:rPr>
-              <w:t xml:space="preserve">Version 1 du 28/10/2026</w:t>
+            <w:shd w:fill="EEF1F6" w:color="auto" w:val="clear"/>
+            <w:tcMar>
+              <w:top w:type="dxa" w:w="60"/>
+              <w:left w:type="dxa" w:w="90"/>
+              <w:bottom w:type="dxa" w:w="60"/>
+              <w:right w:type="dxa" w:w="90"/>
+            </w:tcMar>
+          </w:tcPr>
+          <w:p>
+            <w:pPr>
+              <w:spacing w:after="40"/>
+            </w:pPr>
+            <w:r>
+              <w:rPr>
+                <w:rFonts w:ascii="Inter" w:cs="Inter" w:eastAsia="Inter" w:hAnsi="Inter"/>
+              </w:rPr>
+              <w:t xml:space="preserve">Version 2 du 28/10/2026</w:t>
             </w:r>
           </w:p>
         </w:tc>
@@ -514,7 +566,7 @@
       </w:pPr>
       <w:r>
         <w:rPr>
-          <w:rFonts w:ascii="Arial" w:cs="Arial" w:eastAsia="Arial" w:hAnsi="Arial"/>
+          <w:rFonts w:ascii="Montserrat" w:cs="Montserrat" w:eastAsia="Montserrat" w:hAnsi="Montserrat"/>
         </w:rPr>
         <w:t xml:space="preserve">1. Cadre et constat</w:t>
       </w:r>
@@ -526,7 +578,7 @@
       </w:pPr>
       <w:r>
         <w:rPr>
-          <w:rFonts w:ascii="Arial" w:cs="Arial" w:eastAsia="Arial" w:hAnsi="Arial"/>
+          <w:rFonts w:ascii="Inter" w:cs="Inter" w:eastAsia="Inter" w:hAnsi="Inter"/>
         </w:rPr>
         <w:t xml:space="preserve">L’article L.6231-2 du Code du travail demande aux CFA de favoriser la mixité au sein de leurs structures, de sensibiliser formateurs, maîtres d’apprentissage et apprentis à l’égalité entre les femmes et les hommes ainsi qu’à la prévention du harcèlement sexuel, des agissements sexistes et du harcèlement moral, et de lutter contre la répartition sexuée des métiers.</w:t>
       </w:r>
@@ -538,29 +590,13 @@
       </w:pPr>
       <w:r>
         <w:rPr>
-          <w:rFonts w:ascii="Arial" w:cs="Arial" w:eastAsia="Arial" w:hAnsi="Arial"/>
+          <w:rFonts w:ascii="Inter" w:cs="Inter" w:eastAsia="Inter" w:hAnsi="Inter"/>
         </w:rPr>
-        <w:t xml:space="preserve">Les métiers préparés (</w:t>
+        <w:t xml:space="preserve">Les trois métiers préparés présentent des déséquilibres connus : la fonction ressources humaines est très féminisée ; les métiers du numérique, dont le Product Builder, sont majoritairement masculins ; dans le commerce, l’encadrement reste plus souvent confié aux hommes alors que les équipes de vente sont largement féminines. Les données réunionnaises précises seront intégrées au premier bilan (</w:t>
       </w:r>
       <w:r>
         <w:rPr>
-          <w:rFonts w:ascii="Arial" w:cs="Arial" w:eastAsia="Arial" w:hAnsi="Arial"/>
-          <w:b/>
-          <w:bCs/>
-          <w:highlight w:val="yellow"/>
-          <w:highlightCs w:val="yellow"/>
-        </w:rPr>
-        <w:t xml:space="preserve">[intitulés]</w:t>
-      </w:r>
-      <w:r>
-        <w:rPr>
-          <w:rFonts w:ascii="Arial" w:cs="Arial" w:eastAsia="Arial" w:hAnsi="Arial"/>
-        </w:rPr>
-        <w:t xml:space="preserve">) présentent des déséquilibres connus : forte présence féminine dans la vente en magasin, présence masculine plus marquée dans certains postes de négociation technique et d’encadrement. Les données réunionnaises précises seront intégrées au premier bilan (</w:t>
-      </w:r>
-      <w:r>
-        <w:rPr>
-          <w:rFonts w:ascii="Arial" w:cs="Arial" w:eastAsia="Arial" w:hAnsi="Arial"/>
+          <w:rFonts w:ascii="Inter" w:cs="Inter" w:eastAsia="Inter" w:hAnsi="Inter"/>
           <w:b/>
           <w:bCs/>
           <w:highlight w:val="yellow"/>
@@ -570,7 +606,7 @@
       </w:r>
       <w:r>
         <w:rPr>
-          <w:rFonts w:ascii="Arial" w:cs="Arial" w:eastAsia="Arial" w:hAnsi="Arial"/>
+          <w:rFonts w:ascii="Inter" w:cs="Inter" w:eastAsia="Inter" w:hAnsi="Inter"/>
         </w:rPr>
         <w:t xml:space="preserve">).</w:t>
       </w:r>
@@ -583,7 +619,7 @@
       </w:pPr>
       <w:r>
         <w:rPr>
-          <w:rFonts w:ascii="Arial" w:cs="Arial" w:eastAsia="Arial" w:hAnsi="Arial"/>
+          <w:rFonts w:ascii="Montserrat" w:cs="Montserrat" w:eastAsia="Montserrat" w:hAnsi="Montserrat"/>
         </w:rPr>
         <w:t xml:space="preserve">2. Plan d’action</w:t>
       </w:r>
@@ -613,21 +649,21 @@
         <w:tc>
           <w:tcPr>
             <w:tcW w:type="dxa" w:w="2400"/>
-            <w:shd w:fill="1F3A5F" w:color="auto" w:val="clear"/>
-            <w:tcMar>
-              <w:top w:type="dxa" w:w="60"/>
-              <w:left w:type="dxa" w:w="90"/>
-              <w:bottom w:type="dxa" w:w="60"/>
-              <w:right w:type="dxa" w:w="90"/>
-            </w:tcMar>
-          </w:tcPr>
-          <w:p>
-            <w:pPr>
-              <w:spacing w:after="40"/>
-            </w:pPr>
-            <w:r>
-              <w:rPr>
-                <w:rFonts w:ascii="Arial" w:cs="Arial" w:eastAsia="Arial" w:hAnsi="Arial"/>
+            <w:shd w:fill="1B3A6B" w:color="auto" w:val="clear"/>
+            <w:tcMar>
+              <w:top w:type="dxa" w:w="60"/>
+              <w:left w:type="dxa" w:w="90"/>
+              <w:bottom w:type="dxa" w:w="60"/>
+              <w:right w:type="dxa" w:w="90"/>
+            </w:tcMar>
+          </w:tcPr>
+          <w:p>
+            <w:pPr>
+              <w:spacing w:after="40"/>
+            </w:pPr>
+            <w:r>
+              <w:rPr>
+                <w:rFonts w:ascii="Inter" w:cs="Inter" w:eastAsia="Inter" w:hAnsi="Inter"/>
                 <w:b/>
                 <w:bCs/>
                 <w:color w:val="FFFFFF"/>
@@ -639,21 +675,21 @@
         <w:tc>
           <w:tcPr>
             <w:tcW w:type="dxa" w:w="5400"/>
-            <w:shd w:fill="1F3A5F" w:color="auto" w:val="clear"/>
-            <w:tcMar>
-              <w:top w:type="dxa" w:w="60"/>
-              <w:left w:type="dxa" w:w="90"/>
-              <w:bottom w:type="dxa" w:w="60"/>
-              <w:right w:type="dxa" w:w="90"/>
-            </w:tcMar>
-          </w:tcPr>
-          <w:p>
-            <w:pPr>
-              <w:spacing w:after="40"/>
-            </w:pPr>
-            <w:r>
-              <w:rPr>
-                <w:rFonts w:ascii="Arial" w:cs="Arial" w:eastAsia="Arial" w:hAnsi="Arial"/>
+            <w:shd w:fill="1B3A6B" w:color="auto" w:val="clear"/>
+            <w:tcMar>
+              <w:top w:type="dxa" w:w="60"/>
+              <w:left w:type="dxa" w:w="90"/>
+              <w:bottom w:type="dxa" w:w="60"/>
+              <w:right w:type="dxa" w:w="90"/>
+            </w:tcMar>
+          </w:tcPr>
+          <w:p>
+            <w:pPr>
+              <w:spacing w:after="40"/>
+            </w:pPr>
+            <w:r>
+              <w:rPr>
+                <w:rFonts w:ascii="Inter" w:cs="Inter" w:eastAsia="Inter" w:hAnsi="Inter"/>
                 <w:b/>
                 <w:bCs/>
                 <w:color w:val="FFFFFF"/>
@@ -665,26 +701,158 @@
         <w:tc>
           <w:tcPr>
             <w:tcW w:type="dxa" w:w="1838"/>
-            <w:shd w:fill="1F3A5F" w:color="auto" w:val="clear"/>
-            <w:tcMar>
-              <w:top w:type="dxa" w:w="60"/>
-              <w:left w:type="dxa" w:w="90"/>
-              <w:bottom w:type="dxa" w:w="60"/>
-              <w:right w:type="dxa" w:w="90"/>
-            </w:tcMar>
-          </w:tcPr>
-          <w:p>
-            <w:pPr>
-              <w:spacing w:after="40"/>
-            </w:pPr>
-            <w:r>
-              <w:rPr>
-                <w:rFonts w:ascii="Arial" w:cs="Arial" w:eastAsia="Arial" w:hAnsi="Arial"/>
+            <w:shd w:fill="1B3A6B" w:color="auto" w:val="clear"/>
+            <w:tcMar>
+              <w:top w:type="dxa" w:w="60"/>
+              <w:left w:type="dxa" w:w="90"/>
+              <w:bottom w:type="dxa" w:w="60"/>
+              <w:right w:type="dxa" w:w="90"/>
+            </w:tcMar>
+          </w:tcPr>
+          <w:p>
+            <w:pPr>
+              <w:spacing w:after="40"/>
+            </w:pPr>
+            <w:r>
+              <w:rPr>
+                <w:rFonts w:ascii="Inter" w:cs="Inter" w:eastAsia="Inter" w:hAnsi="Inter"/>
                 <w:b/>
                 <w:bCs/>
                 <w:color w:val="FFFFFF"/>
               </w:rPr>
               <w:t xml:space="preserve">Calendrier</w:t>
+            </w:r>
+          </w:p>
+        </w:tc>
+      </w:tr>
+      <w:tr>
+        <w:trPr>
+          <w:cantSplit w:val="false"/>
+        </w:trPr>
+        <w:tc>
+          <w:tcPr>
+            <w:tcW w:type="dxa" w:w="2400"/>
+            <w:tcMar>
+              <w:top w:type="dxa" w:w="60"/>
+              <w:left w:type="dxa" w:w="90"/>
+              <w:bottom w:type="dxa" w:w="60"/>
+              <w:right w:type="dxa" w:w="90"/>
+            </w:tcMar>
+          </w:tcPr>
+          <w:p>
+            <w:pPr>
+              <w:spacing w:after="40"/>
+            </w:pPr>
+            <w:r>
+              <w:rPr>
+                <w:rFonts w:ascii="Inter" w:cs="Inter" w:eastAsia="Inter" w:hAnsi="Inter"/>
+              </w:rPr>
+              <w:t xml:space="preserve">Communication et recrutement</w:t>
+            </w:r>
+          </w:p>
+        </w:tc>
+        <w:tc>
+          <w:tcPr>
+            <w:tcW w:type="dxa" w:w="5400"/>
+            <w:tcMar>
+              <w:top w:type="dxa" w:w="60"/>
+              <w:left w:type="dxa" w:w="90"/>
+              <w:bottom w:type="dxa" w:w="60"/>
+              <w:right w:type="dxa" w:w="90"/>
+            </w:tcMar>
+          </w:tcPr>
+          <w:p>
+            <w:pPr>
+              <w:spacing w:after="40"/>
+            </w:pPr>
+            <w:r>
+              <w:rPr>
+                <w:rFonts w:ascii="Inter" w:cs="Inter" w:eastAsia="Inter" w:hAnsi="Inter"/>
+              </w:rPr>
+              <w:t xml:space="preserve">Objectif d’au moins </w:t>
+            </w:r>
+            <w:r>
+              <w:rPr>
+                <w:rFonts w:ascii="Inter" w:cs="Inter" w:eastAsia="Inter" w:hAnsi="Inter"/>
+                <w:b/>
+                <w:bCs/>
+              </w:rPr>
+              <w:t xml:space="preserve">30 % de femmes dans le groupe Product Builder</w:t>
+            </w:r>
+            <w:r>
+              <w:rPr>
+                <w:rFonts w:ascii="Inter" w:cs="Inter" w:eastAsia="Inter" w:hAnsi="Inter"/>
+              </w:rPr>
+              <w:t xml:space="preserve"> et d’au moins </w:t>
+            </w:r>
+            <w:r>
+              <w:rPr>
+                <w:rFonts w:ascii="Inter" w:cs="Inter" w:eastAsia="Inter" w:hAnsi="Inter"/>
+                <w:b/>
+                <w:bCs/>
+              </w:rPr>
+              <w:t xml:space="preserve">30 % d’hommes dans le groupe Responsable RH</w:t>
+            </w:r>
+            <w:r>
+              <w:rPr>
+                <w:rFonts w:ascii="Inter" w:cs="Inter" w:eastAsia="Inter" w:hAnsi="Inter"/>
+              </w:rPr>
+              <w:t xml:space="preserve"> dès la première promotion.</w:t>
+            </w:r>
+          </w:p>
+          <w:p>
+            <w:pPr>
+              <w:spacing w:after="40"/>
+            </w:pPr>
+            <w:r>
+              <w:rPr>
+                <w:rFonts w:ascii="Inter" w:cs="Inter" w:eastAsia="Inter" w:hAnsi="Inter"/>
+              </w:rPr>
+              <w:t xml:space="preserve">Offres et supports rédigés de façon inclusive, avec des visuels représentant femmes et hommes dans chaque métier.</w:t>
+            </w:r>
+          </w:p>
+          <w:p>
+            <w:pPr>
+              <w:spacing w:after="40"/>
+            </w:pPr>
+            <w:r>
+              <w:rPr>
+                <w:rFonts w:ascii="Inter" w:cs="Inter" w:eastAsia="Inter" w:hAnsi="Inter"/>
+              </w:rPr>
+              <w:t xml:space="preserve">Témoignages d’apprenties et d’apprentis dans des métiers où leur sexe est minoritaire.</w:t>
+            </w:r>
+          </w:p>
+          <w:p>
+            <w:pPr>
+              <w:spacing w:after="40"/>
+            </w:pPr>
+            <w:r>
+              <w:rPr>
+                <w:rFonts w:ascii="Inter" w:cs="Inter" w:eastAsia="Inter" w:hAnsi="Inter"/>
+              </w:rPr>
+              <w:t xml:space="preserve">Recrutement sur des critères objectifs et identiques (grille d’entretien commune).</w:t>
+            </w:r>
+          </w:p>
+        </w:tc>
+        <w:tc>
+          <w:tcPr>
+            <w:tcW w:type="dxa" w:w="1838"/>
+            <w:tcMar>
+              <w:top w:type="dxa" w:w="60"/>
+              <w:left w:type="dxa" w:w="90"/>
+              <w:bottom w:type="dxa" w:w="60"/>
+              <w:right w:type="dxa" w:w="90"/>
+            </w:tcMar>
+          </w:tcPr>
+          <w:p>
+            <w:pPr>
+              <w:spacing w:after="40"/>
+            </w:pPr>
+            <w:r>
+              <w:rPr>
+                <w:rFonts w:ascii="Inter" w:cs="Inter" w:eastAsia="Inter" w:hAnsi="Inter"/>
+              </w:rPr>
+              <w:t xml:space="preserve">Dès la première campagne</w:t>
             </w:r>
           </w:p>
         </w:tc>
@@ -696,88 +864,80 @@
         <w:tc>
           <w:tcPr>
             <w:tcW w:type="dxa" w:w="2400"/>
-            <w:tcMar>
-              <w:top w:type="dxa" w:w="60"/>
-              <w:left w:type="dxa" w:w="90"/>
-              <w:bottom w:type="dxa" w:w="60"/>
-              <w:right w:type="dxa" w:w="90"/>
-            </w:tcMar>
-          </w:tcPr>
-          <w:p>
-            <w:pPr>
-              <w:spacing w:after="40"/>
-            </w:pPr>
-            <w:r>
-              <w:rPr>
-                <w:rFonts w:ascii="Arial" w:cs="Arial" w:eastAsia="Arial" w:hAnsi="Arial"/>
-              </w:rPr>
-              <w:t xml:space="preserve">Communication et recrutement</w:t>
+            <w:shd w:fill="EEF1F6" w:color="auto" w:val="clear"/>
+            <w:tcMar>
+              <w:top w:type="dxa" w:w="60"/>
+              <w:left w:type="dxa" w:w="90"/>
+              <w:bottom w:type="dxa" w:w="60"/>
+              <w:right w:type="dxa" w:w="90"/>
+            </w:tcMar>
+          </w:tcPr>
+          <w:p>
+            <w:pPr>
+              <w:spacing w:after="40"/>
+            </w:pPr>
+            <w:r>
+              <w:rPr>
+                <w:rFonts w:ascii="Inter" w:cs="Inter" w:eastAsia="Inter" w:hAnsi="Inter"/>
+              </w:rPr>
+              <w:t xml:space="preserve">Sensibilisation des apprentis</w:t>
             </w:r>
           </w:p>
         </w:tc>
         <w:tc>
           <w:tcPr>
             <w:tcW w:type="dxa" w:w="5400"/>
-            <w:tcMar>
-              <w:top w:type="dxa" w:w="60"/>
-              <w:left w:type="dxa" w:w="90"/>
-              <w:bottom w:type="dxa" w:w="60"/>
-              <w:right w:type="dxa" w:w="90"/>
-            </w:tcMar>
-          </w:tcPr>
-          <w:p>
-            <w:pPr>
-              <w:spacing w:after="40"/>
-            </w:pPr>
-            <w:r>
-              <w:rPr>
-                <w:rFonts w:ascii="Arial" w:cs="Arial" w:eastAsia="Arial" w:hAnsi="Arial"/>
-              </w:rPr>
-              <w:t xml:space="preserve">Offres et supports rédigés de façon inclusive, avec des visuels représentant femmes et hommes dans chaque métier.</w:t>
-            </w:r>
-          </w:p>
-          <w:p>
-            <w:pPr>
-              <w:spacing w:after="40"/>
-            </w:pPr>
-            <w:r>
-              <w:rPr>
-                <w:rFonts w:ascii="Arial" w:cs="Arial" w:eastAsia="Arial" w:hAnsi="Arial"/>
-              </w:rPr>
-              <w:t xml:space="preserve">Témoignages d’apprenties et d’apprentis dans des métiers où leur sexe est minoritaire.</w:t>
-            </w:r>
-          </w:p>
-          <w:p>
-            <w:pPr>
-              <w:spacing w:after="40"/>
-            </w:pPr>
-            <w:r>
-              <w:rPr>
-                <w:rFonts w:ascii="Arial" w:cs="Arial" w:eastAsia="Arial" w:hAnsi="Arial"/>
-              </w:rPr>
-              <w:t xml:space="preserve">Recrutement sur des critères objectifs et identiques (grille d’entretien commune).</w:t>
+            <w:shd w:fill="EEF1F6" w:color="auto" w:val="clear"/>
+            <w:tcMar>
+              <w:top w:type="dxa" w:w="60"/>
+              <w:left w:type="dxa" w:w="90"/>
+              <w:bottom w:type="dxa" w:w="60"/>
+              <w:right w:type="dxa" w:w="90"/>
+            </w:tcMar>
+          </w:tcPr>
+          <w:p>
+            <w:pPr>
+              <w:spacing w:after="40"/>
+            </w:pPr>
+            <w:r>
+              <w:rPr>
+                <w:rFonts w:ascii="Inter" w:cs="Inter" w:eastAsia="Inter" w:hAnsi="Inter"/>
+              </w:rPr>
+              <w:t xml:space="preserve">Atelier de 3 heures en début de formation : stéréotypes, égalité professionnelle, harcèlement sexuel et agissements sexistes, recours possibles.</w:t>
+            </w:r>
+          </w:p>
+          <w:p>
+            <w:pPr>
+              <w:spacing w:after="40"/>
+            </w:pPr>
+            <w:r>
+              <w:rPr>
+                <w:rFonts w:ascii="Inter" w:cs="Inter" w:eastAsia="Inter" w:hAnsi="Inter"/>
+              </w:rPr>
+              <w:t xml:space="preserve">Débat ou jeu de rôle « Et si c’était l’inverse ? » en module de management.</w:t>
             </w:r>
           </w:p>
         </w:tc>
         <w:tc>
           <w:tcPr>
             <w:tcW w:type="dxa" w:w="1838"/>
-            <w:tcMar>
-              <w:top w:type="dxa" w:w="60"/>
-              <w:left w:type="dxa" w:w="90"/>
-              <w:bottom w:type="dxa" w:w="60"/>
-              <w:right w:type="dxa" w:w="90"/>
-            </w:tcMar>
-          </w:tcPr>
-          <w:p>
-            <w:pPr>
-              <w:spacing w:after="40"/>
-            </w:pPr>
-            <w:r>
-              <w:rPr>
-                <w:rFonts w:ascii="Arial" w:cs="Arial" w:eastAsia="Arial" w:hAnsi="Arial"/>
-              </w:rPr>
-              <w:t xml:space="preserve">Dès la première campagne</w:t>
+            <w:shd w:fill="EEF1F6" w:color="auto" w:val="clear"/>
+            <w:tcMar>
+              <w:top w:type="dxa" w:w="60"/>
+              <w:left w:type="dxa" w:w="90"/>
+              <w:bottom w:type="dxa" w:w="60"/>
+              <w:right w:type="dxa" w:w="90"/>
+            </w:tcMar>
+          </w:tcPr>
+          <w:p>
+            <w:pPr>
+              <w:spacing w:after="40"/>
+            </w:pPr>
+            <w:r>
+              <w:rPr>
+                <w:rFonts w:ascii="Inter" w:cs="Inter" w:eastAsia="Inter" w:hAnsi="Inter"/>
+              </w:rPr>
+              <w:t xml:space="preserve">Mois 1, puis rappel au mois 6</w:t>
             </w:r>
           </w:p>
         </w:tc>
@@ -789,80 +949,77 @@
         <w:tc>
           <w:tcPr>
             <w:tcW w:type="dxa" w:w="2400"/>
-            <w:shd w:fill="EAF0F6" w:color="auto" w:val="clear"/>
-            <w:tcMar>
-              <w:top w:type="dxa" w:w="60"/>
-              <w:left w:type="dxa" w:w="90"/>
-              <w:bottom w:type="dxa" w:w="60"/>
-              <w:right w:type="dxa" w:w="90"/>
-            </w:tcMar>
-          </w:tcPr>
-          <w:p>
-            <w:pPr>
-              <w:spacing w:after="40"/>
-            </w:pPr>
-            <w:r>
-              <w:rPr>
-                <w:rFonts w:ascii="Arial" w:cs="Arial" w:eastAsia="Arial" w:hAnsi="Arial"/>
-              </w:rPr>
-              <w:t xml:space="preserve">Sensibilisation des apprentis</w:t>
+            <w:tcMar>
+              <w:top w:type="dxa" w:w="60"/>
+              <w:left w:type="dxa" w:w="90"/>
+              <w:bottom w:type="dxa" w:w="60"/>
+              <w:right w:type="dxa" w:w="90"/>
+            </w:tcMar>
+          </w:tcPr>
+          <w:p>
+            <w:pPr>
+              <w:spacing w:after="40"/>
+            </w:pPr>
+            <w:r>
+              <w:rPr>
+                <w:rFonts w:ascii="Inter" w:cs="Inter" w:eastAsia="Inter" w:hAnsi="Inter"/>
+              </w:rPr>
+              <w:t xml:space="preserve">Sensibilisation des formateurs et maîtres d’apprentissage</w:t>
             </w:r>
           </w:p>
         </w:tc>
         <w:tc>
           <w:tcPr>
             <w:tcW w:type="dxa" w:w="5400"/>
-            <w:shd w:fill="EAF0F6" w:color="auto" w:val="clear"/>
-            <w:tcMar>
-              <w:top w:type="dxa" w:w="60"/>
-              <w:left w:type="dxa" w:w="90"/>
-              <w:bottom w:type="dxa" w:w="60"/>
-              <w:right w:type="dxa" w:w="90"/>
-            </w:tcMar>
-          </w:tcPr>
-          <w:p>
-            <w:pPr>
-              <w:spacing w:after="40"/>
-            </w:pPr>
-            <w:r>
-              <w:rPr>
-                <w:rFonts w:ascii="Arial" w:cs="Arial" w:eastAsia="Arial" w:hAnsi="Arial"/>
-              </w:rPr>
-              <w:t xml:space="preserve">Atelier de 3 heures en début de formation : stéréotypes, égalité professionnelle, harcèlement sexuel et agissements sexistes, recours possibles.</w:t>
-            </w:r>
-          </w:p>
-          <w:p>
-            <w:pPr>
-              <w:spacing w:after="40"/>
-            </w:pPr>
-            <w:r>
-              <w:rPr>
-                <w:rFonts w:ascii="Arial" w:cs="Arial" w:eastAsia="Arial" w:hAnsi="Arial"/>
-              </w:rPr>
-              <w:t xml:space="preserve">Débat ou jeu de rôle « Et si c’était l’inverse ? » en module de management.</w:t>
+            <w:tcMar>
+              <w:top w:type="dxa" w:w="60"/>
+              <w:left w:type="dxa" w:w="90"/>
+              <w:bottom w:type="dxa" w:w="60"/>
+              <w:right w:type="dxa" w:w="90"/>
+            </w:tcMar>
+          </w:tcPr>
+          <w:p>
+            <w:pPr>
+              <w:spacing w:after="40"/>
+            </w:pPr>
+            <w:r>
+              <w:rPr>
+                <w:rFonts w:ascii="Inter" w:cs="Inter" w:eastAsia="Inter" w:hAnsi="Inter"/>
+              </w:rPr>
+              <w:t xml:space="preserve">Module « Égalité et prévention des violences sexistes et sexuelles » inclus dans la formation des maîtres d’apprentissage (pièce n° 17).</w:t>
+            </w:r>
+          </w:p>
+          <w:p>
+            <w:pPr>
+              <w:spacing w:after="40"/>
+            </w:pPr>
+            <w:r>
+              <w:rPr>
+                <w:rFonts w:ascii="Inter" w:cs="Inter" w:eastAsia="Inter" w:hAnsi="Inter"/>
+              </w:rPr>
+              <w:t xml:space="preserve">Point annuel de l’équipe pédagogique sur les pratiques (prise de parole, répartition des rôles en jeu de rôle, évaluation).</w:t>
             </w:r>
           </w:p>
         </w:tc>
         <w:tc>
           <w:tcPr>
             <w:tcW w:type="dxa" w:w="1838"/>
-            <w:shd w:fill="EAF0F6" w:color="auto" w:val="clear"/>
-            <w:tcMar>
-              <w:top w:type="dxa" w:w="60"/>
-              <w:left w:type="dxa" w:w="90"/>
-              <w:bottom w:type="dxa" w:w="60"/>
-              <w:right w:type="dxa" w:w="90"/>
-            </w:tcMar>
-          </w:tcPr>
-          <w:p>
-            <w:pPr>
-              <w:spacing w:after="40"/>
-            </w:pPr>
-            <w:r>
-              <w:rPr>
-                <w:rFonts w:ascii="Arial" w:cs="Arial" w:eastAsia="Arial" w:hAnsi="Arial"/>
-              </w:rPr>
-              <w:t xml:space="preserve">Mois 1, puis rappel au mois 6</w:t>
+            <w:tcMar>
+              <w:top w:type="dxa" w:w="60"/>
+              <w:left w:type="dxa" w:w="90"/>
+              <w:bottom w:type="dxa" w:w="60"/>
+              <w:right w:type="dxa" w:w="90"/>
+            </w:tcMar>
+          </w:tcPr>
+          <w:p>
+            <w:pPr>
+              <w:spacing w:after="40"/>
+            </w:pPr>
+            <w:r>
+              <w:rPr>
+                <w:rFonts w:ascii="Inter" w:cs="Inter" w:eastAsia="Inter" w:hAnsi="Inter"/>
+              </w:rPr>
+              <w:t xml:space="preserve">Annuel</w:t>
             </w:r>
           </w:p>
         </w:tc>
@@ -874,77 +1031,115 @@
         <w:tc>
           <w:tcPr>
             <w:tcW w:type="dxa" w:w="2400"/>
-            <w:tcMar>
-              <w:top w:type="dxa" w:w="60"/>
-              <w:left w:type="dxa" w:w="90"/>
-              <w:bottom w:type="dxa" w:w="60"/>
-              <w:right w:type="dxa" w:w="90"/>
-            </w:tcMar>
-          </w:tcPr>
-          <w:p>
-            <w:pPr>
-              <w:spacing w:after="40"/>
-            </w:pPr>
-            <w:r>
-              <w:rPr>
-                <w:rFonts w:ascii="Arial" w:cs="Arial" w:eastAsia="Arial" w:hAnsi="Arial"/>
-              </w:rPr>
-              <w:t xml:space="preserve">Sensibilisation des formateurs et maîtres d’apprentissage</w:t>
+            <w:shd w:fill="EEF1F6" w:color="auto" w:val="clear"/>
+            <w:tcMar>
+              <w:top w:type="dxa" w:w="60"/>
+              <w:left w:type="dxa" w:w="90"/>
+              <w:bottom w:type="dxa" w:w="60"/>
+              <w:right w:type="dxa" w:w="90"/>
+            </w:tcMar>
+          </w:tcPr>
+          <w:p>
+            <w:pPr>
+              <w:spacing w:after="40"/>
+            </w:pPr>
+            <w:r>
+              <w:rPr>
+                <w:rFonts w:ascii="Inter" w:cs="Inter" w:eastAsia="Inter" w:hAnsi="Inter"/>
+              </w:rPr>
+              <w:t xml:space="preserve">Signalement et traitement</w:t>
             </w:r>
           </w:p>
         </w:tc>
         <w:tc>
           <w:tcPr>
             <w:tcW w:type="dxa" w:w="5400"/>
-            <w:tcMar>
-              <w:top w:type="dxa" w:w="60"/>
-              <w:left w:type="dxa" w:w="90"/>
-              <w:bottom w:type="dxa" w:w="60"/>
-              <w:right w:type="dxa" w:w="90"/>
-            </w:tcMar>
-          </w:tcPr>
-          <w:p>
-            <w:pPr>
-              <w:spacing w:after="40"/>
-            </w:pPr>
-            <w:r>
-              <w:rPr>
-                <w:rFonts w:ascii="Arial" w:cs="Arial" w:eastAsia="Arial" w:hAnsi="Arial"/>
-              </w:rPr>
-              <w:t xml:space="preserve">Module « Égalité et prévention des violences sexistes et sexuelles » inclus dans la formation des maîtres d’apprentissage (pièce n° 17).</w:t>
-            </w:r>
-          </w:p>
-          <w:p>
-            <w:pPr>
-              <w:spacing w:after="40"/>
-            </w:pPr>
-            <w:r>
-              <w:rPr>
-                <w:rFonts w:ascii="Arial" w:cs="Arial" w:eastAsia="Arial" w:hAnsi="Arial"/>
-              </w:rPr>
-              <w:t xml:space="preserve">Point annuel de l’équipe pédagogique sur les pratiques (prise de parole, répartition des rôles en jeu de rôle, évaluation).</w:t>
+            <w:shd w:fill="EEF1F6" w:color="auto" w:val="clear"/>
+            <w:tcMar>
+              <w:top w:type="dxa" w:w="60"/>
+              <w:left w:type="dxa" w:w="90"/>
+              <w:bottom w:type="dxa" w:w="60"/>
+              <w:right w:type="dxa" w:w="90"/>
+            </w:tcMar>
+          </w:tcPr>
+          <w:p>
+            <w:pPr>
+              <w:spacing w:after="40"/>
+            </w:pPr>
+            <w:r>
+              <w:rPr>
+                <w:rFonts w:ascii="Inter" w:cs="Inter" w:eastAsia="Inter" w:hAnsi="Inter"/>
+                <w:b/>
+                <w:bCs/>
+              </w:rPr>
+              <w:t xml:space="preserve">Référent(e) égalité et harcèlement</w:t>
+            </w:r>
+            <w:r>
+              <w:rPr>
+                <w:rFonts w:ascii="Inter" w:cs="Inter" w:eastAsia="Inter" w:hAnsi="Inter"/>
+              </w:rPr>
+              <w:t xml:space="preserve"> désigné(e) : </w:t>
+            </w:r>
+            <w:r>
+              <w:rPr>
+                <w:rFonts w:ascii="Inter" w:cs="Inter" w:eastAsia="Inter" w:hAnsi="Inter"/>
+                <w:b/>
+                <w:bCs/>
+                <w:highlight w:val="yellow"/>
+                <w:highlightCs w:val="yellow"/>
+              </w:rPr>
+              <w:t xml:space="preserve">[nom]</w:t>
+            </w:r>
+            <w:r>
+              <w:rPr>
+                <w:rFonts w:ascii="Inter" w:cs="Inter" w:eastAsia="Inter" w:hAnsi="Inter"/>
+              </w:rPr>
+              <w:t xml:space="preserve">.</w:t>
+            </w:r>
+          </w:p>
+          <w:p>
+            <w:pPr>
+              <w:spacing w:after="40"/>
+            </w:pPr>
+            <w:r>
+              <w:rPr>
+                <w:rFonts w:ascii="Inter" w:cs="Inter" w:eastAsia="Inter" w:hAnsi="Inter"/>
+              </w:rPr>
+              <w:t xml:space="preserve">Procédure de signalement confidentielle (entretien, courriel dédié), réponse sous 48 heures ouvrées, information des voies de recours (inspection du travail, Défenseur des droits, numéro national d’écoute).</w:t>
+            </w:r>
+          </w:p>
+          <w:p>
+            <w:pPr>
+              <w:spacing w:after="40"/>
+            </w:pPr>
+            <w:r>
+              <w:rPr>
+                <w:rFonts w:ascii="Inter" w:cs="Inter" w:eastAsia="Inter" w:hAnsi="Inter"/>
+              </w:rPr>
+              <w:t xml:space="preserve">Mesures de protection immédiate de la victime présumée au CFA.</w:t>
             </w:r>
           </w:p>
         </w:tc>
         <w:tc>
           <w:tcPr>
             <w:tcW w:type="dxa" w:w="1838"/>
-            <w:tcMar>
-              <w:top w:type="dxa" w:w="60"/>
-              <w:left w:type="dxa" w:w="90"/>
-              <w:bottom w:type="dxa" w:w="60"/>
-              <w:right w:type="dxa" w:w="90"/>
-            </w:tcMar>
-          </w:tcPr>
-          <w:p>
-            <w:pPr>
-              <w:spacing w:after="40"/>
-            </w:pPr>
-            <w:r>
-              <w:rPr>
-                <w:rFonts w:ascii="Arial" w:cs="Arial" w:eastAsia="Arial" w:hAnsi="Arial"/>
-              </w:rPr>
-              <w:t xml:space="preserve">Annuel</w:t>
+            <w:shd w:fill="EEF1F6" w:color="auto" w:val="clear"/>
+            <w:tcMar>
+              <w:top w:type="dxa" w:w="60"/>
+              <w:left w:type="dxa" w:w="90"/>
+              <w:bottom w:type="dxa" w:w="60"/>
+              <w:right w:type="dxa" w:w="90"/>
+            </w:tcMar>
+          </w:tcPr>
+          <w:p>
+            <w:pPr>
+              <w:spacing w:after="40"/>
+            </w:pPr>
+            <w:r>
+              <w:rPr>
+                <w:rFonts w:ascii="Inter" w:cs="Inter" w:eastAsia="Inter" w:hAnsi="Inter"/>
+              </w:rPr>
+              <w:t xml:space="preserve">Permanent</w:t>
             </w:r>
           </w:p>
         </w:tc>
@@ -956,195 +1151,75 @@
         <w:tc>
           <w:tcPr>
             <w:tcW w:type="dxa" w:w="2400"/>
-            <w:shd w:fill="EAF0F6" w:color="auto" w:val="clear"/>
-            <w:tcMar>
-              <w:top w:type="dxa" w:w="60"/>
-              <w:left w:type="dxa" w:w="90"/>
-              <w:bottom w:type="dxa" w:w="60"/>
-              <w:right w:type="dxa" w:w="90"/>
-            </w:tcMar>
-          </w:tcPr>
-          <w:p>
-            <w:pPr>
-              <w:spacing w:after="40"/>
-            </w:pPr>
-            <w:r>
-              <w:rPr>
-                <w:rFonts w:ascii="Arial" w:cs="Arial" w:eastAsia="Arial" w:hAnsi="Arial"/>
-              </w:rPr>
-              <w:t xml:space="preserve">Signalement et traitement</w:t>
+            <w:tcMar>
+              <w:top w:type="dxa" w:w="60"/>
+              <w:left w:type="dxa" w:w="90"/>
+              <w:bottom w:type="dxa" w:w="60"/>
+              <w:right w:type="dxa" w:w="90"/>
+            </w:tcMar>
+          </w:tcPr>
+          <w:p>
+            <w:pPr>
+              <w:spacing w:after="40"/>
+            </w:pPr>
+            <w:r>
+              <w:rPr>
+                <w:rFonts w:ascii="Inter" w:cs="Inter" w:eastAsia="Inter" w:hAnsi="Inter"/>
+              </w:rPr>
+              <w:t xml:space="preserve">Suivi chiffré</w:t>
             </w:r>
           </w:p>
         </w:tc>
         <w:tc>
           <w:tcPr>
             <w:tcW w:type="dxa" w:w="5400"/>
-            <w:shd w:fill="EAF0F6" w:color="auto" w:val="clear"/>
-            <w:tcMar>
-              <w:top w:type="dxa" w:w="60"/>
-              <w:left w:type="dxa" w:w="90"/>
-              <w:bottom w:type="dxa" w:w="60"/>
-              <w:right w:type="dxa" w:w="90"/>
-            </w:tcMar>
-          </w:tcPr>
-          <w:p>
-            <w:pPr>
-              <w:spacing w:after="40"/>
-            </w:pPr>
-            <w:r>
-              <w:rPr>
-                <w:rFonts w:ascii="Arial" w:cs="Arial" w:eastAsia="Arial" w:hAnsi="Arial"/>
-                <w:b/>
-                <w:bCs/>
-              </w:rPr>
-              <w:t xml:space="preserve">Référent(e) égalité et harcèlement</w:t>
-            </w:r>
-            <w:r>
-              <w:rPr>
-                <w:rFonts w:ascii="Arial" w:cs="Arial" w:eastAsia="Arial" w:hAnsi="Arial"/>
-              </w:rPr>
-              <w:t xml:space="preserve"> désigné(e) : </w:t>
-            </w:r>
-            <w:r>
-              <w:rPr>
-                <w:rFonts w:ascii="Arial" w:cs="Arial" w:eastAsia="Arial" w:hAnsi="Arial"/>
-                <w:b/>
-                <w:bCs/>
-                <w:highlight w:val="yellow"/>
-                <w:highlightCs w:val="yellow"/>
-              </w:rPr>
-              <w:t xml:space="preserve">[nom]</w:t>
-            </w:r>
-            <w:r>
-              <w:rPr>
-                <w:rFonts w:ascii="Arial" w:cs="Arial" w:eastAsia="Arial" w:hAnsi="Arial"/>
-              </w:rPr>
-              <w:t xml:space="preserve">.</w:t>
-            </w:r>
-          </w:p>
-          <w:p>
-            <w:pPr>
-              <w:spacing w:after="40"/>
-            </w:pPr>
-            <w:r>
-              <w:rPr>
-                <w:rFonts w:ascii="Arial" w:cs="Arial" w:eastAsia="Arial" w:hAnsi="Arial"/>
-              </w:rPr>
-              <w:t xml:space="preserve">Procédure de signalement confidentielle (entretien, courriel dédié), réponse sous 48 heures ouvrées, information des voies de recours (inspection du travail, Défenseur des droits, numéro national d’écoute).</w:t>
-            </w:r>
-          </w:p>
-          <w:p>
-            <w:pPr>
-              <w:spacing w:after="40"/>
-            </w:pPr>
-            <w:r>
-              <w:rPr>
-                <w:rFonts w:ascii="Arial" w:cs="Arial" w:eastAsia="Arial" w:hAnsi="Arial"/>
-              </w:rPr>
-              <w:t xml:space="preserve">Mesures de protection immédiate de la victime présumée au CFA.</w:t>
+            <w:tcMar>
+              <w:top w:type="dxa" w:w="60"/>
+              <w:left w:type="dxa" w:w="90"/>
+              <w:bottom w:type="dxa" w:w="60"/>
+              <w:right w:type="dxa" w:w="90"/>
+            </w:tcMar>
+          </w:tcPr>
+          <w:p>
+            <w:pPr>
+              <w:spacing w:after="40"/>
+            </w:pPr>
+            <w:r>
+              <w:rPr>
+                <w:rFonts w:ascii="Inter" w:cs="Inter" w:eastAsia="Inter" w:hAnsi="Inter"/>
+              </w:rPr>
+              <w:t xml:space="preserve">Indicateurs sexués : candidatures, admissions, contrats signés, ruptures, réussite, insertion — par formation.</w:t>
+            </w:r>
+          </w:p>
+          <w:p>
+            <w:pPr>
+              <w:spacing w:after="40"/>
+            </w:pPr>
+            <w:r>
+              <w:rPr>
+                <w:rFonts w:ascii="Inter" w:cs="Inter" w:eastAsia="Inter" w:hAnsi="Inter"/>
+              </w:rPr>
+              <w:t xml:space="preserve">Bilan annuel présenté dans le rapport d’activité.</w:t>
             </w:r>
           </w:p>
         </w:tc>
         <w:tc>
           <w:tcPr>
             <w:tcW w:type="dxa" w:w="1838"/>
-            <w:shd w:fill="EAF0F6" w:color="auto" w:val="clear"/>
-            <w:tcMar>
-              <w:top w:type="dxa" w:w="60"/>
-              <w:left w:type="dxa" w:w="90"/>
-              <w:bottom w:type="dxa" w:w="60"/>
-              <w:right w:type="dxa" w:w="90"/>
-            </w:tcMar>
-          </w:tcPr>
-          <w:p>
-            <w:pPr>
-              <w:spacing w:after="40"/>
-            </w:pPr>
-            <w:r>
-              <w:rPr>
-                <w:rFonts w:ascii="Arial" w:cs="Arial" w:eastAsia="Arial" w:hAnsi="Arial"/>
-              </w:rPr>
-              <w:t xml:space="preserve">Permanent</w:t>
-            </w:r>
-          </w:p>
-        </w:tc>
-      </w:tr>
-      <w:tr>
-        <w:trPr>
-          <w:cantSplit/>
-        </w:trPr>
-        <w:tc>
-          <w:tcPr>
-            <w:tcW w:type="dxa" w:w="2400"/>
-            <w:tcMar>
-              <w:top w:type="dxa" w:w="60"/>
-              <w:left w:type="dxa" w:w="90"/>
-              <w:bottom w:type="dxa" w:w="60"/>
-              <w:right w:type="dxa" w:w="90"/>
-            </w:tcMar>
-          </w:tcPr>
-          <w:p>
-            <w:pPr>
-              <w:spacing w:after="40"/>
-            </w:pPr>
-            <w:r>
-              <w:rPr>
-                <w:rFonts w:ascii="Arial" w:cs="Arial" w:eastAsia="Arial" w:hAnsi="Arial"/>
-              </w:rPr>
-              <w:t xml:space="preserve">Suivi chiffré</w:t>
-            </w:r>
-          </w:p>
-        </w:tc>
-        <w:tc>
-          <w:tcPr>
-            <w:tcW w:type="dxa" w:w="5400"/>
-            <w:tcMar>
-              <w:top w:type="dxa" w:w="60"/>
-              <w:left w:type="dxa" w:w="90"/>
-              <w:bottom w:type="dxa" w:w="60"/>
-              <w:right w:type="dxa" w:w="90"/>
-            </w:tcMar>
-          </w:tcPr>
-          <w:p>
-            <w:pPr>
-              <w:spacing w:after="40"/>
-            </w:pPr>
-            <w:r>
-              <w:rPr>
-                <w:rFonts w:ascii="Arial" w:cs="Arial" w:eastAsia="Arial" w:hAnsi="Arial"/>
-              </w:rPr>
-              <w:t xml:space="preserve">Indicateurs sexués : candidatures, admissions, contrats signés, ruptures, réussite, insertion — par formation.</w:t>
-            </w:r>
-          </w:p>
-          <w:p>
-            <w:pPr>
-              <w:spacing w:after="40"/>
-            </w:pPr>
-            <w:r>
-              <w:rPr>
-                <w:rFonts w:ascii="Arial" w:cs="Arial" w:eastAsia="Arial" w:hAnsi="Arial"/>
-              </w:rPr>
-              <w:t xml:space="preserve">Bilan annuel présenté dans le rapport d’activité.</w:t>
-            </w:r>
-          </w:p>
-        </w:tc>
-        <w:tc>
-          <w:tcPr>
-            <w:tcW w:type="dxa" w:w="1838"/>
-            <w:tcMar>
-              <w:top w:type="dxa" w:w="60"/>
-              <w:left w:type="dxa" w:w="90"/>
-              <w:bottom w:type="dxa" w:w="60"/>
-              <w:right w:type="dxa" w:w="90"/>
-            </w:tcMar>
-          </w:tcPr>
-          <w:p>
-            <w:pPr>
-              <w:spacing w:after="40"/>
-            </w:pPr>
-            <w:r>
-              <w:rPr>
-                <w:rFonts w:ascii="Arial" w:cs="Arial" w:eastAsia="Arial" w:hAnsi="Arial"/>
+            <w:tcMar>
+              <w:top w:type="dxa" w:w="60"/>
+              <w:left w:type="dxa" w:w="90"/>
+              <w:bottom w:type="dxa" w:w="60"/>
+              <w:right w:type="dxa" w:w="90"/>
+            </w:tcMar>
+          </w:tcPr>
+          <w:p>
+            <w:pPr>
+              <w:spacing w:after="40"/>
+            </w:pPr>
+            <w:r>
+              <w:rPr>
+                <w:rFonts w:ascii="Inter" w:cs="Inter" w:eastAsia="Inter" w:hAnsi="Inter"/>
               </w:rPr>
               <w:t xml:space="preserve">Annuel</w:t>
             </w:r>
@@ -1165,7 +1240,7 @@
       </w:pPr>
       <w:r>
         <w:rPr>
-          <w:rFonts w:ascii="Arial" w:cs="Arial" w:eastAsia="Arial" w:hAnsi="Arial"/>
+          <w:rFonts w:ascii="Montserrat" w:cs="Montserrat" w:eastAsia="Montserrat" w:hAnsi="Montserrat"/>
         </w:rPr>
         <w:t xml:space="preserve">3. Actions déjà entreprises</w:t>
       </w:r>
@@ -1195,21 +1270,21 @@
         <w:tc>
           <w:tcPr>
             <w:tcW w:type="dxa" w:w="1600"/>
-            <w:shd w:fill="1F3A5F" w:color="auto" w:val="clear"/>
-            <w:tcMar>
-              <w:top w:type="dxa" w:w="60"/>
-              <w:left w:type="dxa" w:w="90"/>
-              <w:bottom w:type="dxa" w:w="60"/>
-              <w:right w:type="dxa" w:w="90"/>
-            </w:tcMar>
-          </w:tcPr>
-          <w:p>
-            <w:pPr>
-              <w:spacing w:after="40"/>
-            </w:pPr>
-            <w:r>
-              <w:rPr>
-                <w:rFonts w:ascii="Arial" w:cs="Arial" w:eastAsia="Arial" w:hAnsi="Arial"/>
+            <w:shd w:fill="1B3A6B" w:color="auto" w:val="clear"/>
+            <w:tcMar>
+              <w:top w:type="dxa" w:w="60"/>
+              <w:left w:type="dxa" w:w="90"/>
+              <w:bottom w:type="dxa" w:w="60"/>
+              <w:right w:type="dxa" w:w="90"/>
+            </w:tcMar>
+          </w:tcPr>
+          <w:p>
+            <w:pPr>
+              <w:spacing w:after="40"/>
+            </w:pPr>
+            <w:r>
+              <w:rPr>
+                <w:rFonts w:ascii="Inter" w:cs="Inter" w:eastAsia="Inter" w:hAnsi="Inter"/>
                 <w:b/>
                 <w:bCs/>
                 <w:color w:val="FFFFFF"/>
@@ -1221,21 +1296,21 @@
         <w:tc>
           <w:tcPr>
             <w:tcW w:type="dxa" w:w="5400"/>
-            <w:shd w:fill="1F3A5F" w:color="auto" w:val="clear"/>
-            <w:tcMar>
-              <w:top w:type="dxa" w:w="60"/>
-              <w:left w:type="dxa" w:w="90"/>
-              <w:bottom w:type="dxa" w:w="60"/>
-              <w:right w:type="dxa" w:w="90"/>
-            </w:tcMar>
-          </w:tcPr>
-          <w:p>
-            <w:pPr>
-              <w:spacing w:after="40"/>
-            </w:pPr>
-            <w:r>
-              <w:rPr>
-                <w:rFonts w:ascii="Arial" w:cs="Arial" w:eastAsia="Arial" w:hAnsi="Arial"/>
+            <w:shd w:fill="1B3A6B" w:color="auto" w:val="clear"/>
+            <w:tcMar>
+              <w:top w:type="dxa" w:w="60"/>
+              <w:left w:type="dxa" w:w="90"/>
+              <w:bottom w:type="dxa" w:w="60"/>
+              <w:right w:type="dxa" w:w="90"/>
+            </w:tcMar>
+          </w:tcPr>
+          <w:p>
+            <w:pPr>
+              <w:spacing w:after="40"/>
+            </w:pPr>
+            <w:r>
+              <w:rPr>
+                <w:rFonts w:ascii="Inter" w:cs="Inter" w:eastAsia="Inter" w:hAnsi="Inter"/>
                 <w:b/>
                 <w:bCs/>
                 <w:color w:val="FFFFFF"/>
@@ -1247,21 +1322,21 @@
         <w:tc>
           <w:tcPr>
             <w:tcW w:type="dxa" w:w="2638"/>
-            <w:shd w:fill="1F3A5F" w:color="auto" w:val="clear"/>
-            <w:tcMar>
-              <w:top w:type="dxa" w:w="60"/>
-              <w:left w:type="dxa" w:w="90"/>
-              <w:bottom w:type="dxa" w:w="60"/>
-              <w:right w:type="dxa" w:w="90"/>
-            </w:tcMar>
-          </w:tcPr>
-          <w:p>
-            <w:pPr>
-              <w:spacing w:after="40"/>
-            </w:pPr>
-            <w:r>
-              <w:rPr>
-                <w:rFonts w:ascii="Arial" w:cs="Arial" w:eastAsia="Arial" w:hAnsi="Arial"/>
+            <w:shd w:fill="1B3A6B" w:color="auto" w:val="clear"/>
+            <w:tcMar>
+              <w:top w:type="dxa" w:w="60"/>
+              <w:left w:type="dxa" w:w="90"/>
+              <w:bottom w:type="dxa" w:w="60"/>
+              <w:right w:type="dxa" w:w="90"/>
+            </w:tcMar>
+          </w:tcPr>
+          <w:p>
+            <w:pPr>
+              <w:spacing w:after="40"/>
+            </w:pPr>
+            <w:r>
+              <w:rPr>
+                <w:rFonts w:ascii="Inter" w:cs="Inter" w:eastAsia="Inter" w:hAnsi="Inter"/>
                 <w:b/>
                 <w:bCs/>
                 <w:color w:val="FFFFFF"/>
@@ -1291,7 +1366,7 @@
             </w:pPr>
             <w:r>
               <w:rPr>
-                <w:rFonts w:ascii="Arial" w:cs="Arial" w:eastAsia="Arial" w:hAnsi="Arial"/>
+                <w:rFonts w:ascii="Inter" w:cs="Inter" w:eastAsia="Inter" w:hAnsi="Inter"/>
                 <w:b/>
                 <w:bCs/>
                 <w:highlight w:val="yellow"/>
@@ -1317,7 +1392,7 @@
             </w:pPr>
             <w:r>
               <w:rPr>
-                <w:rFonts w:ascii="Arial" w:cs="Arial" w:eastAsia="Arial" w:hAnsi="Arial"/>
+                <w:rFonts w:ascii="Inter" w:cs="Inter" w:eastAsia="Inter" w:hAnsi="Inter"/>
                 <w:b/>
                 <w:bCs/>
                 <w:highlight w:val="yellow"/>
@@ -1343,7 +1418,7 @@
             </w:pPr>
             <w:r>
               <w:rPr>
-                <w:rFonts w:ascii="Arial" w:cs="Arial" w:eastAsia="Arial" w:hAnsi="Arial"/>
+                <w:rFonts w:ascii="Inter" w:cs="Inter" w:eastAsia="Inter" w:hAnsi="Inter"/>
                 <w:b/>
                 <w:bCs/>
                 <w:highlight w:val="yellow"/>
@@ -1361,21 +1436,21 @@
         <w:tc>
           <w:tcPr>
             <w:tcW w:type="dxa" w:w="1600"/>
-            <w:shd w:fill="EAF0F6" w:color="auto" w:val="clear"/>
-            <w:tcMar>
-              <w:top w:type="dxa" w:w="60"/>
-              <w:left w:type="dxa" w:w="90"/>
-              <w:bottom w:type="dxa" w:w="60"/>
-              <w:right w:type="dxa" w:w="90"/>
-            </w:tcMar>
-          </w:tcPr>
-          <w:p>
-            <w:pPr>
-              <w:spacing w:after="40"/>
-            </w:pPr>
-            <w:r>
-              <w:rPr>
-                <w:rFonts w:ascii="Arial" w:cs="Arial" w:eastAsia="Arial" w:hAnsi="Arial"/>
+            <w:shd w:fill="EEF1F6" w:color="auto" w:val="clear"/>
+            <w:tcMar>
+              <w:top w:type="dxa" w:w="60"/>
+              <w:left w:type="dxa" w:w="90"/>
+              <w:bottom w:type="dxa" w:w="60"/>
+              <w:right w:type="dxa" w:w="90"/>
+            </w:tcMar>
+          </w:tcPr>
+          <w:p>
+            <w:pPr>
+              <w:spacing w:after="40"/>
+            </w:pPr>
+            <w:r>
+              <w:rPr>
+                <w:rFonts w:ascii="Inter" w:cs="Inter" w:eastAsia="Inter" w:hAnsi="Inter"/>
                 <w:b/>
                 <w:bCs/>
                 <w:highlight w:val="yellow"/>
@@ -1388,21 +1463,21 @@
         <w:tc>
           <w:tcPr>
             <w:tcW w:type="dxa" w:w="5400"/>
-            <w:shd w:fill="EAF0F6" w:color="auto" w:val="clear"/>
-            <w:tcMar>
-              <w:top w:type="dxa" w:w="60"/>
-              <w:left w:type="dxa" w:w="90"/>
-              <w:bottom w:type="dxa" w:w="60"/>
-              <w:right w:type="dxa" w:w="90"/>
-            </w:tcMar>
-          </w:tcPr>
-          <w:p>
-            <w:pPr>
-              <w:spacing w:after="40"/>
-            </w:pPr>
-            <w:r>
-              <w:rPr>
-                <w:rFonts w:ascii="Arial" w:cs="Arial" w:eastAsia="Arial" w:hAnsi="Arial"/>
+            <w:shd w:fill="EEF1F6" w:color="auto" w:val="clear"/>
+            <w:tcMar>
+              <w:top w:type="dxa" w:w="60"/>
+              <w:left w:type="dxa" w:w="90"/>
+              <w:bottom w:type="dxa" w:w="60"/>
+              <w:right w:type="dxa" w:w="90"/>
+            </w:tcMar>
+          </w:tcPr>
+          <w:p>
+            <w:pPr>
+              <w:spacing w:after="40"/>
+            </w:pPr>
+            <w:r>
+              <w:rPr>
+                <w:rFonts w:ascii="Inter" w:cs="Inter" w:eastAsia="Inter" w:hAnsi="Inter"/>
                 <w:b/>
                 <w:bCs/>
                 <w:highlight w:val="yellow"/>
@@ -1415,21 +1490,21 @@
         <w:tc>
           <w:tcPr>
             <w:tcW w:type="dxa" w:w="2638"/>
-            <w:shd w:fill="EAF0F6" w:color="auto" w:val="clear"/>
-            <w:tcMar>
-              <w:top w:type="dxa" w:w="60"/>
-              <w:left w:type="dxa" w:w="90"/>
-              <w:bottom w:type="dxa" w:w="60"/>
-              <w:right w:type="dxa" w:w="90"/>
-            </w:tcMar>
-          </w:tcPr>
-          <w:p>
-            <w:pPr>
-              <w:spacing w:after="40"/>
-            </w:pPr>
-            <w:r>
-              <w:rPr>
-                <w:rFonts w:ascii="Arial" w:cs="Arial" w:eastAsia="Arial" w:hAnsi="Arial"/>
+            <w:shd w:fill="EEF1F6" w:color="auto" w:val="clear"/>
+            <w:tcMar>
+              <w:top w:type="dxa" w:w="60"/>
+              <w:left w:type="dxa" w:w="90"/>
+              <w:bottom w:type="dxa" w:w="60"/>
+              <w:right w:type="dxa" w:w="90"/>
+            </w:tcMar>
+          </w:tcPr>
+          <w:p>
+            <w:pPr>
+              <w:spacing w:after="40"/>
+            </w:pPr>
+            <w:r>
+              <w:rPr>
+                <w:rFonts w:ascii="Inter" w:cs="Inter" w:eastAsia="Inter" w:hAnsi="Inter"/>
                 <w:b/>
                 <w:bCs/>
                 <w:highlight w:val="yellow"/>
@@ -1451,7 +1526,7 @@
         <w:tblW w:type="dxa" w:w="9638"/>
         <w:tblBorders>
           <w:top w:val="none" w:color="FFFFFF" w:sz="0"/>
-          <w:left w:val="single" w:color="C8691C" w:sz="12"/>
+          <w:left w:val="single" w:color="C9AB4C" w:sz="12"/>
           <w:bottom w:val="none" w:color="FFFFFF" w:sz="0"/>
           <w:right w:val="none" w:color="FFFFFF" w:sz="0"/>
           <w:insideH w:val="none" w:color="FFFFFF" w:sz="0"/>
@@ -1465,7 +1540,7 @@
         <w:tc>
           <w:tcPr>
             <w:tcW w:type="dxa" w:w="9638"/>
-            <w:shd w:fill="FFF4E5" w:color="auto" w:val="clear"/>
+            <w:shd w:fill="F7F1DF" w:color="auto" w:val="clear"/>
             <w:tcMar>
               <w:top w:type="dxa" w:w="100"/>
               <w:left w:type="dxa" w:w="160"/>
@@ -1479,10 +1554,10 @@
             </w:pPr>
             <w:r>
               <w:rPr>
-                <w:rFonts w:ascii="Arial" w:cs="Arial" w:eastAsia="Arial" w:hAnsi="Arial"/>
+                <w:rFonts w:ascii="Montserrat" w:cs="Montserrat" w:eastAsia="Montserrat" w:hAnsi="Montserrat"/>
                 <w:b/>
                 <w:bCs/>
-                <w:color w:val="C8691C"/>
+                <w:color w:val="1B3A6B"/>
               </w:rPr>
               <w:t xml:space="preserve">Honnêteté du dossier</w:t>
             </w:r>
@@ -1493,7 +1568,7 @@
             </w:pPr>
             <w:r>
               <w:rPr>
-                <w:rFonts w:ascii="Arial" w:cs="Arial" w:eastAsia="Arial" w:hAnsi="Arial"/>
+                <w:rFonts w:ascii="Inter" w:cs="Inter" w:eastAsia="Inter" w:hAnsi="Inter"/>
               </w:rPr>
               <w:t xml:space="preserve">Ne mentionner dans ce tableau que des actions réellement réalisées. Une action prévue doit apparaître au § 2 avec sa date prévisionnelle.</w:t>
             </w:r>
@@ -1511,7 +1586,7 @@
         <w:tblW w:type="dxa" w:w="9638"/>
         <w:tblBorders>
           <w:top w:val="none" w:color="FFFFFF" w:sz="0"/>
-          <w:left w:val="single" w:color="1F3A5F" w:sz="12"/>
+          <w:left w:val="single" w:color="1B3A6B" w:sz="12"/>
           <w:bottom w:val="none" w:color="FFFFFF" w:sz="0"/>
           <w:right w:val="none" w:color="FFFFFF" w:sz="0"/>
           <w:insideH w:val="none" w:color="FFFFFF" w:sz="0"/>
@@ -1525,7 +1600,7 @@
         <w:tc>
           <w:tcPr>
             <w:tcW w:type="dxa" w:w="9638"/>
-            <w:shd w:fill="EAF0F6" w:color="auto" w:val="clear"/>
+            <w:shd w:fill="EEF1F6" w:color="auto" w:val="clear"/>
             <w:tcMar>
               <w:top w:type="dxa" w:w="100"/>
               <w:left w:type="dxa" w:w="160"/>
@@ -1539,10 +1614,10 @@
             </w:pPr>
             <w:r>
               <w:rPr>
-                <w:rFonts w:ascii="Arial" w:cs="Arial" w:eastAsia="Arial" w:hAnsi="Arial"/>
+                <w:rFonts w:ascii="Montserrat" w:cs="Montserrat" w:eastAsia="Montserrat" w:hAnsi="Montserrat"/>
                 <w:b/>
                 <w:bCs/>
-                <w:color w:val="1F3A5F"/>
+                <w:color w:val="1B3A6B"/>
               </w:rPr>
               <w:t xml:space="preserve">Conformité RGPD / IA Act</w:t>
             </w:r>
@@ -1553,7 +1628,7 @@
             </w:pPr>
             <w:r>
               <w:rPr>
-                <w:rFonts w:ascii="Arial" w:cs="Arial" w:eastAsia="Arial" w:hAnsi="Arial"/>
+                <w:rFonts w:ascii="Inter" w:cs="Inter" w:eastAsia="Inter" w:hAnsi="Inter"/>
                 <w:b/>
                 <w:bCs/>
               </w:rPr>
@@ -1561,13 +1636,13 @@
             </w:r>
             <w:r>
               <w:rPr>
-                <w:rFonts w:ascii="Arial" w:cs="Arial" w:eastAsia="Arial" w:hAnsi="Arial"/>
+                <w:rFonts w:ascii="Inter" w:cs="Inter" w:eastAsia="Inter" w:hAnsi="Inter"/>
               </w:rPr>
               <w:t xml:space="preserve"> — Les indicateurs sexués sont produits de façon agrégée. Les signalements de harcèlement sont des données très sensibles : accès restreint au référent et à la direction, conservation limitée à la durée de la procédure augmentée des délais de recours (</w:t>
             </w:r>
             <w:r>
               <w:rPr>
-                <w:rFonts w:ascii="Arial" w:cs="Arial" w:eastAsia="Arial" w:hAnsi="Arial"/>
+                <w:rFonts w:ascii="Inter" w:cs="Inter" w:eastAsia="Inter" w:hAnsi="Inter"/>
                 <w:b/>
                 <w:bCs/>
                 <w:highlight w:val="yellow"/>
@@ -1577,7 +1652,7 @@
             </w:r>
             <w:r>
               <w:rPr>
-                <w:rFonts w:ascii="Arial" w:cs="Arial" w:eastAsia="Arial" w:hAnsi="Arial"/>
+                <w:rFonts w:ascii="Inter" w:cs="Inter" w:eastAsia="Inter" w:hAnsi="Inter"/>
               </w:rPr>
               <w:t xml:space="preserve">).</w:t>
             </w:r>
@@ -1602,29 +1677,13 @@
       </w:pPr>
       <w:r>
         <w:rPr>
-          <w:rFonts w:ascii="Arial" w:cs="Arial" w:eastAsia="Arial" w:hAnsi="Arial"/>
+          <w:rFonts w:ascii="Inter" w:cs="Inter" w:eastAsia="Inter" w:hAnsi="Inter"/>
         </w:rPr>
-        <w:t xml:space="preserve">Fait à </w:t>
+        <w:t xml:space="preserve">Fait à Saint-Denis, le </w:t>
       </w:r>
       <w:r>
         <w:rPr>
-          <w:rFonts w:ascii="Arial" w:cs="Arial" w:eastAsia="Arial" w:hAnsi="Arial"/>
-          <w:b/>
-          <w:bCs/>
-          <w:highlight w:val="yellow"/>
-          <w:highlightCs w:val="yellow"/>
-        </w:rPr>
-        <w:t xml:space="preserve">[commune]</w:t>
-      </w:r>
-      <w:r>
-        <w:rPr>
-          <w:rFonts w:ascii="Arial" w:cs="Arial" w:eastAsia="Arial" w:hAnsi="Arial"/>
-        </w:rPr>
-        <w:t xml:space="preserve">, le </w:t>
-      </w:r>
-      <w:r>
-        <w:rPr>
-          <w:rFonts w:ascii="Arial" w:cs="Arial" w:eastAsia="Arial" w:hAnsi="Arial"/>
+          <w:rFonts w:ascii="Inter" w:cs="Inter" w:eastAsia="Inter" w:hAnsi="Inter"/>
           <w:b/>
           <w:bCs/>
           <w:highlight w:val="yellow"/>
@@ -1634,7 +1693,7 @@
       </w:r>
       <w:r>
         <w:rPr>
-          <w:rFonts w:ascii="Arial" w:cs="Arial" w:eastAsia="Arial" w:hAnsi="Arial"/>
+          <w:rFonts w:ascii="Inter" w:cs="Inter" w:eastAsia="Inter" w:hAnsi="Inter"/>
         </w:rPr>
         <w:t xml:space="preserve">.</w:t>
       </w:r>
@@ -1646,7 +1705,7 @@
       </w:pPr>
       <w:r>
         <w:rPr>
-          <w:rFonts w:ascii="Arial" w:cs="Arial" w:eastAsia="Arial" w:hAnsi="Arial"/>
+          <w:rFonts w:ascii="Inter" w:cs="Inter" w:eastAsia="Inter" w:hAnsi="Inter"/>
           <w:b/>
           <w:bCs/>
         </w:rPr>
@@ -1660,7 +1719,7 @@
       </w:pPr>
       <w:r>
         <w:rPr>
-          <w:rFonts w:ascii="Arial" w:cs="Arial" w:eastAsia="Arial" w:hAnsi="Arial"/>
+          <w:rFonts w:ascii="Inter" w:cs="Inter" w:eastAsia="Inter" w:hAnsi="Inter"/>
         </w:rPr>
         <w:t xml:space="preserve">Signature et cachet :</w:t>
       </w:r>
@@ -1726,8 +1785,8 @@
     </w:pPr>
     <w:r>
       <w:rPr>
-        <w:rFonts w:ascii="Arial" w:cs="Arial" w:eastAsia="Arial" w:hAnsi="Arial"/>
-        <w:color w:val="595959"/>
+        <w:rFonts w:ascii="Inter" w:cs="Inter" w:eastAsia="Inter" w:hAnsi="Inter"/>
+        <w:color w:val="4D4D4D"/>
         <w:sz w:val="16"/>
         <w:szCs w:val="16"/>
       </w:rPr>
@@ -1735,8 +1794,8 @@
     </w:r>
     <w:r>
       <w:rPr>
-        <w:rFonts w:ascii="Arial" w:cs="Arial" w:eastAsia="Arial" w:hAnsi="Arial"/>
-        <w:color w:val="595959"/>
+        <w:rFonts w:ascii="Inter" w:cs="Inter" w:eastAsia="Inter" w:hAnsi="Inter"/>
+        <w:color w:val="4D4D4D"/>
         <w:sz w:val="16"/>
         <w:szCs w:val="16"/>
       </w:rPr>
@@ -1747,8 +1806,8 @@
     </w:r>
     <w:r>
       <w:rPr>
-        <w:rFonts w:ascii="Arial" w:cs="Arial" w:eastAsia="Arial" w:hAnsi="Arial"/>
-        <w:color w:val="595959"/>
+        <w:rFonts w:ascii="Inter" w:cs="Inter" w:eastAsia="Inter" w:hAnsi="Inter"/>
+        <w:color w:val="4D4D4D"/>
         <w:sz w:val="16"/>
         <w:szCs w:val="16"/>
       </w:rPr>
@@ -1756,8 +1815,8 @@
     </w:r>
     <w:r>
       <w:rPr>
-        <w:rFonts w:ascii="Arial" w:cs="Arial" w:eastAsia="Arial" w:hAnsi="Arial"/>
-        <w:color w:val="595959"/>
+        <w:rFonts w:ascii="Inter" w:cs="Inter" w:eastAsia="Inter" w:hAnsi="Inter"/>
+        <w:color w:val="4D4D4D"/>
         <w:sz w:val="16"/>
         <w:szCs w:val="16"/>
       </w:rPr>
@@ -1815,8 +1874,8 @@
     </w:pPr>
     <w:r>
       <w:rPr>
-        <w:rFonts w:ascii="Arial" w:cs="Arial" w:eastAsia="Arial" w:hAnsi="Arial"/>
-        <w:color w:val="595959"/>
+        <w:rFonts w:ascii="Inter" w:cs="Inter" w:eastAsia="Inter" w:hAnsi="Inter"/>
+        <w:color w:val="4D4D4D"/>
         <w:sz w:val="16"/>
         <w:szCs w:val="16"/>
       </w:rPr>
@@ -1947,7 +2006,8 @@
   <w:docDefaults>
     <w:rPrDefault>
       <w:rPr>
-        <w:rFonts w:ascii="Arial" w:cs="Arial" w:eastAsia="Arial" w:hAnsi="Arial"/>
+        <w:rFonts w:ascii="Inter" w:cs="Inter" w:eastAsia="Inter" w:hAnsi="Inter"/>
+        <w:color w:val="121212"/>
         <w:sz w:val="22"/>
         <w:szCs w:val="22"/>
       </w:rPr>
@@ -2131,13 +2191,16 @@
     <w:next w:val="Normal"/>
     <w:qFormat/>
     <w:pPr>
+      <w:pBdr>
+        <w:bottom w:val="single" w:color="C9AB4C" w:sz="8" w:space="4"/>
+      </w:pBdr>
       <w:outlineLvl w:val="0"/>
     </w:pPr>
     <w:rPr>
-      <w:rFonts w:ascii="Arial" w:cs="Arial" w:eastAsia="Arial" w:hAnsi="Arial"/>
+      <w:rFonts w:ascii="Montserrat" w:cs="Montserrat" w:eastAsia="Montserrat" w:hAnsi="Montserrat"/>
       <w:b/>
       <w:bCs/>
-      <w:color w:val="1F3A5F"/>
+      <w:color w:val="1B3A6B"/>
       <w:sz w:val="28"/>
       <w:szCs w:val="28"/>
     </w:rPr>
@@ -2151,10 +2214,10 @@
       <w:outlineLvl w:val="1"/>
     </w:pPr>
     <w:rPr>
-      <w:rFonts w:ascii="Arial" w:cs="Arial" w:eastAsia="Arial" w:hAnsi="Arial"/>
+      <w:rFonts w:ascii="Montserrat" w:cs="Montserrat" w:eastAsia="Montserrat" w:hAnsi="Montserrat"/>
       <w:b/>
       <w:bCs/>
-      <w:color w:val="C8691C"/>
+      <w:color w:val="1B3A6B"/>
       <w:sz w:val="24"/>
       <w:szCs w:val="24"/>
     </w:rPr>

--- a/dossier-deets-apprentissage/word/08_Notice_mixite_et_egalite_femmes_hommes.docx
+++ b/dossier-deets-apprentissage/word/08_Notice_mixite_et_egalite_femmes_hommes.docx
@@ -113,6 +113,7 @@
           <w:p>
             <w:pPr>
               <w:spacing w:after="40"/>
+              <w:jc w:val="left"/>
             </w:pPr>
             <w:r>
               <w:rPr>
@@ -139,6 +140,7 @@
           <w:p>
             <w:pPr>
               <w:spacing w:after="40"/>
+              <w:jc w:val="left"/>
             </w:pPr>
             <w:r>
               <w:rPr>
@@ -169,6 +171,7 @@
           <w:p>
             <w:pPr>
               <w:spacing w:after="40"/>
+              <w:jc w:val="left"/>
             </w:pPr>
             <w:r>
               <w:rPr>
@@ -191,6 +194,7 @@
           <w:p>
             <w:pPr>
               <w:spacing w:after="40"/>
+              <w:jc w:val="left"/>
             </w:pPr>
             <w:r>
               <w:rPr>
@@ -219,6 +223,7 @@
           <w:p>
             <w:pPr>
               <w:spacing w:after="40"/>
+              <w:jc w:val="left"/>
             </w:pPr>
             <w:r>
               <w:rPr>
@@ -242,6 +247,7 @@
           <w:p>
             <w:pPr>
               <w:spacing w:after="40"/>
+              <w:jc w:val="left"/>
             </w:pPr>
             <w:r>
               <w:rPr>
@@ -269,6 +275,7 @@
           <w:p>
             <w:pPr>
               <w:spacing w:after="40"/>
+              <w:jc w:val="left"/>
             </w:pPr>
             <w:r>
               <w:rPr>
@@ -291,6 +298,7 @@
           <w:p>
             <w:pPr>
               <w:spacing w:after="40"/>
+              <w:jc w:val="both"/>
             </w:pPr>
             <w:r>
               <w:rPr>
@@ -319,6 +327,7 @@
           <w:p>
             <w:pPr>
               <w:spacing w:after="40"/>
+              <w:jc w:val="left"/>
             </w:pPr>
             <w:r>
               <w:rPr>
@@ -342,6 +351,7 @@
           <w:p>
             <w:pPr>
               <w:spacing w:after="40"/>
+              <w:jc w:val="left"/>
             </w:pPr>
             <w:r>
               <w:rPr>
@@ -369,6 +379,7 @@
           <w:p>
             <w:pPr>
               <w:spacing w:after="40"/>
+              <w:jc w:val="left"/>
             </w:pPr>
             <w:r>
               <w:rPr>
@@ -391,6 +402,7 @@
           <w:p>
             <w:pPr>
               <w:spacing w:after="40"/>
+              <w:jc w:val="left"/>
             </w:pPr>
             <w:r>
               <w:rPr>
@@ -419,6 +431,7 @@
           <w:p>
             <w:pPr>
               <w:spacing w:after="40"/>
+              <w:jc w:val="left"/>
             </w:pPr>
             <w:r>
               <w:rPr>
@@ -442,6 +455,7 @@
           <w:p>
             <w:pPr>
               <w:spacing w:after="40"/>
+              <w:jc w:val="both"/>
             </w:pPr>
             <w:r>
               <w:rPr>
@@ -469,6 +483,7 @@
           <w:p>
             <w:pPr>
               <w:spacing w:after="40"/>
+              <w:jc w:val="left"/>
             </w:pPr>
             <w:r>
               <w:rPr>
@@ -491,6 +506,7 @@
           <w:p>
             <w:pPr>
               <w:spacing w:after="40"/>
+              <w:jc w:val="left"/>
             </w:pPr>
             <w:r>
               <w:rPr>
@@ -519,6 +535,7 @@
           <w:p>
             <w:pPr>
               <w:spacing w:after="40"/>
+              <w:jc w:val="left"/>
             </w:pPr>
             <w:r>
               <w:rPr>
@@ -542,6 +559,7 @@
           <w:p>
             <w:pPr>
               <w:spacing w:after="40"/>
+              <w:jc w:val="left"/>
             </w:pPr>
             <w:r>
               <w:rPr>
@@ -592,7 +610,7 @@
         <w:rPr>
           <w:rFonts w:ascii="Inter" w:cs="Inter" w:eastAsia="Inter" w:hAnsi="Inter"/>
         </w:rPr>
-        <w:t xml:space="preserve">Les trois métiers préparés présentent des déséquilibres connus : la fonction ressources humaines est très féminisée ; les métiers du numérique, dont le Product Builder, sont majoritairement masculins ; dans le commerce, l’encadrement reste plus souvent confié aux hommes alors que les équipes de vente sont largement féminines. Les données réunionnaises précises seront intégrées au premier bilan (</w:t>
+        <w:t xml:space="preserve">Dans le commerce de détail, les équipes de vente sont largement féminines, alors que les postes d’encadrement et de direction de magasin restent plus souvent occupés par des hommes. Le titre Manager d’établissement marchand prépare précisément à ces fonctions d’encadrement : c’est un levier direct pour faire accéder davantage de femmes au management, et pour attirer des hommes vers des enseignes où ils sont peu présents. Les données réunionnaises seront intégrées au premier bilan annuel (</w:t>
       </w:r>
       <w:r>
         <w:rPr>
@@ -660,6 +678,7 @@
           <w:p>
             <w:pPr>
               <w:spacing w:after="40"/>
+              <w:jc w:val="left"/>
             </w:pPr>
             <w:r>
               <w:rPr>
@@ -686,6 +705,7 @@
           <w:p>
             <w:pPr>
               <w:spacing w:after="40"/>
+              <w:jc w:val="left"/>
             </w:pPr>
             <w:r>
               <w:rPr>
@@ -712,6 +732,7 @@
           <w:p>
             <w:pPr>
               <w:spacing w:after="40"/>
+              <w:jc w:val="left"/>
             </w:pPr>
             <w:r>
               <w:rPr>
@@ -742,6 +763,7 @@
           <w:p>
             <w:pPr>
               <w:spacing w:after="40"/>
+              <w:jc w:val="left"/>
             </w:pPr>
             <w:r>
               <w:rPr>
@@ -764,12 +786,13 @@
           <w:p>
             <w:pPr>
               <w:spacing w:after="40"/>
-            </w:pPr>
-            <w:r>
-              <w:rPr>
-                <w:rFonts w:ascii="Inter" w:cs="Inter" w:eastAsia="Inter" w:hAnsi="Inter"/>
-              </w:rPr>
-              <w:t xml:space="preserve">Objectif d’au moins </w:t>
+              <w:jc w:val="both"/>
+            </w:pPr>
+            <w:r>
+              <w:rPr>
+                <w:rFonts w:ascii="Inter" w:cs="Inter" w:eastAsia="Inter" w:hAnsi="Inter"/>
+              </w:rPr>
+              <w:t xml:space="preserve">Objectif : une promotion </w:t>
             </w:r>
             <w:r>
               <w:rPr>
@@ -777,32 +800,19 @@
                 <w:b/>
                 <w:bCs/>
               </w:rPr>
-              <w:t xml:space="preserve">30 % de femmes dans le groupe Product Builder</w:t>
-            </w:r>
-            <w:r>
-              <w:rPr>
-                <w:rFonts w:ascii="Inter" w:cs="Inter" w:eastAsia="Inter" w:hAnsi="Inter"/>
-              </w:rPr>
-              <w:t xml:space="preserve"> et d’au moins </w:t>
-            </w:r>
-            <w:r>
-              <w:rPr>
-                <w:rFonts w:ascii="Inter" w:cs="Inter" w:eastAsia="Inter" w:hAnsi="Inter"/>
-                <w:b/>
-                <w:bCs/>
-              </w:rPr>
-              <w:t xml:space="preserve">30 % d’hommes dans le groupe Responsable RH</w:t>
-            </w:r>
-            <w:r>
-              <w:rPr>
-                <w:rFonts w:ascii="Inter" w:cs="Inter" w:eastAsia="Inter" w:hAnsi="Inter"/>
-              </w:rPr>
-              <w:t xml:space="preserve"> dès la première promotion.</w:t>
-            </w:r>
-          </w:p>
-          <w:p>
-            <w:pPr>
-              <w:spacing w:after="40"/>
+              <w:t xml:space="preserve">équilibrée, avec au moins 40 % de femmes et 40 % d’hommes</w:t>
+            </w:r>
+            <w:r>
+              <w:rPr>
+                <w:rFonts w:ascii="Inter" w:cs="Inter" w:eastAsia="Inter" w:hAnsi="Inter"/>
+              </w:rPr>
+              <w:t xml:space="preserve">, et une attention particulière aux candidatures féminines vers les postes d’encadrement.</w:t>
+            </w:r>
+          </w:p>
+          <w:p>
+            <w:pPr>
+              <w:spacing w:after="40"/>
+              <w:jc w:val="left"/>
             </w:pPr>
             <w:r>
               <w:rPr>
@@ -814,6 +824,7 @@
           <w:p>
             <w:pPr>
               <w:spacing w:after="40"/>
+              <w:jc w:val="left"/>
             </w:pPr>
             <w:r>
               <w:rPr>
@@ -825,6 +836,7 @@
           <w:p>
             <w:pPr>
               <w:spacing w:after="40"/>
+              <w:jc w:val="left"/>
             </w:pPr>
             <w:r>
               <w:rPr>
@@ -847,6 +859,7 @@
           <w:p>
             <w:pPr>
               <w:spacing w:after="40"/>
+              <w:jc w:val="left"/>
             </w:pPr>
             <w:r>
               <w:rPr>
@@ -875,6 +888,7 @@
           <w:p>
             <w:pPr>
               <w:spacing w:after="40"/>
+              <w:jc w:val="left"/>
             </w:pPr>
             <w:r>
               <w:rPr>
@@ -898,6 +912,7 @@
           <w:p>
             <w:pPr>
               <w:spacing w:after="40"/>
+              <w:jc w:val="both"/>
             </w:pPr>
             <w:r>
               <w:rPr>
@@ -909,12 +924,13 @@
           <w:p>
             <w:pPr>
               <w:spacing w:after="40"/>
-            </w:pPr>
-            <w:r>
-              <w:rPr>
-                <w:rFonts w:ascii="Inter" w:cs="Inter" w:eastAsia="Inter" w:hAnsi="Inter"/>
-              </w:rPr>
-              <w:t xml:space="preserve">Débat ou jeu de rôle « Et si c’était l’inverse ? » en module de management.</w:t>
+              <w:jc w:val="both"/>
+            </w:pPr>
+            <w:r>
+              <w:rPr>
+                <w:rFonts w:ascii="Inter" w:cs="Inter" w:eastAsia="Inter" w:hAnsi="Inter"/>
+              </w:rPr>
+              <w:t xml:space="preserve">Jeu de rôle « Et si c’était l’inverse ? » dans le CCP 1 (management d’équipe) : répartition des tâches, recrutement, évolution professionnelle.</w:t>
             </w:r>
           </w:p>
         </w:tc>
@@ -932,6 +948,7 @@
           <w:p>
             <w:pPr>
               <w:spacing w:after="40"/>
+              <w:jc w:val="left"/>
             </w:pPr>
             <w:r>
               <w:rPr>
@@ -959,6 +976,7 @@
           <w:p>
             <w:pPr>
               <w:spacing w:after="40"/>
+              <w:jc w:val="left"/>
             </w:pPr>
             <w:r>
               <w:rPr>
@@ -981,6 +999,7 @@
           <w:p>
             <w:pPr>
               <w:spacing w:after="40"/>
+              <w:jc w:val="left"/>
             </w:pPr>
             <w:r>
               <w:rPr>
@@ -992,6 +1011,7 @@
           <w:p>
             <w:pPr>
               <w:spacing w:after="40"/>
+              <w:jc w:val="left"/>
             </w:pPr>
             <w:r>
               <w:rPr>
@@ -1014,12 +1034,138 @@
           <w:p>
             <w:pPr>
               <w:spacing w:after="40"/>
+              <w:jc w:val="left"/>
             </w:pPr>
             <w:r>
               <w:rPr>
                 <w:rFonts w:ascii="Inter" w:cs="Inter" w:eastAsia="Inter" w:hAnsi="Inter"/>
               </w:rPr>
               <w:t xml:space="preserve">Annuel</w:t>
+            </w:r>
+          </w:p>
+        </w:tc>
+      </w:tr>
+      <w:tr>
+        <w:trPr>
+          <w:cantSplit w:val="false"/>
+        </w:trPr>
+        <w:tc>
+          <w:tcPr>
+            <w:tcW w:type="dxa" w:w="2400"/>
+            <w:shd w:fill="EEF1F6" w:color="auto" w:val="clear"/>
+            <w:tcMar>
+              <w:top w:type="dxa" w:w="60"/>
+              <w:left w:type="dxa" w:w="90"/>
+              <w:bottom w:type="dxa" w:w="60"/>
+              <w:right w:type="dxa" w:w="90"/>
+            </w:tcMar>
+          </w:tcPr>
+          <w:p>
+            <w:pPr>
+              <w:spacing w:after="40"/>
+              <w:jc w:val="left"/>
+            </w:pPr>
+            <w:r>
+              <w:rPr>
+                <w:rFonts w:ascii="Inter" w:cs="Inter" w:eastAsia="Inter" w:hAnsi="Inter"/>
+              </w:rPr>
+              <w:t xml:space="preserve">Signalement et traitement</w:t>
+            </w:r>
+          </w:p>
+        </w:tc>
+        <w:tc>
+          <w:tcPr>
+            <w:tcW w:type="dxa" w:w="5400"/>
+            <w:shd w:fill="EEF1F6" w:color="auto" w:val="clear"/>
+            <w:tcMar>
+              <w:top w:type="dxa" w:w="60"/>
+              <w:left w:type="dxa" w:w="90"/>
+              <w:bottom w:type="dxa" w:w="60"/>
+              <w:right w:type="dxa" w:w="90"/>
+            </w:tcMar>
+          </w:tcPr>
+          <w:p>
+            <w:pPr>
+              <w:spacing w:after="40"/>
+              <w:jc w:val="both"/>
+            </w:pPr>
+            <w:r>
+              <w:rPr>
+                <w:rFonts w:ascii="Inter" w:cs="Inter" w:eastAsia="Inter" w:hAnsi="Inter"/>
+                <w:b/>
+                <w:bCs/>
+              </w:rPr>
+              <w:t xml:space="preserve">Référent égalité et harcèlement</w:t>
+            </w:r>
+            <w:r>
+              <w:rPr>
+                <w:rFonts w:ascii="Inter" w:cs="Inter" w:eastAsia="Inter" w:hAnsi="Inter"/>
+              </w:rPr>
+              <w:t xml:space="preserve"> : Aurélien LUMEKA ; les apprentis peuvent aussi s’adresser à une personne extérieure à l’organisme </w:t>
+            </w:r>
+            <w:r>
+              <w:rPr>
+                <w:rFonts w:ascii="Inter" w:cs="Inter" w:eastAsia="Inter" w:hAnsi="Inter"/>
+                <w:b/>
+                <w:bCs/>
+                <w:highlight w:val="yellow"/>
+                <w:highlightCs w:val="yellow"/>
+              </w:rPr>
+              <w:t xml:space="preserve">[à désigner]</w:t>
+            </w:r>
+            <w:r>
+              <w:rPr>
+                <w:rFonts w:ascii="Inter" w:cs="Inter" w:eastAsia="Inter" w:hAnsi="Inter"/>
+              </w:rPr>
+              <w:t xml:space="preserve">.</w:t>
+            </w:r>
+          </w:p>
+          <w:p>
+            <w:pPr>
+              <w:spacing w:after="40"/>
+              <w:jc w:val="both"/>
+            </w:pPr>
+            <w:r>
+              <w:rPr>
+                <w:rFonts w:ascii="Inter" w:cs="Inter" w:eastAsia="Inter" w:hAnsi="Inter"/>
+              </w:rPr>
+              <w:t xml:space="preserve">Procédure de signalement confidentielle (entretien, courriel dédié), réponse sous 48 heures ouvrées, information des voies de recours (inspection du travail, Défenseur des droits, numéro national d’écoute).</w:t>
+            </w:r>
+          </w:p>
+          <w:p>
+            <w:pPr>
+              <w:spacing w:after="40"/>
+              <w:jc w:val="left"/>
+            </w:pPr>
+            <w:r>
+              <w:rPr>
+                <w:rFonts w:ascii="Inter" w:cs="Inter" w:eastAsia="Inter" w:hAnsi="Inter"/>
+              </w:rPr>
+              <w:t xml:space="preserve">Mesures de protection immédiate de la victime présumée au CFA.</w:t>
+            </w:r>
+          </w:p>
+        </w:tc>
+        <w:tc>
+          <w:tcPr>
+            <w:tcW w:type="dxa" w:w="1838"/>
+            <w:shd w:fill="EEF1F6" w:color="auto" w:val="clear"/>
+            <w:tcMar>
+              <w:top w:type="dxa" w:w="60"/>
+              <w:left w:type="dxa" w:w="90"/>
+              <w:bottom w:type="dxa" w:w="60"/>
+              <w:right w:type="dxa" w:w="90"/>
+            </w:tcMar>
+          </w:tcPr>
+          <w:p>
+            <w:pPr>
+              <w:spacing w:after="40"/>
+              <w:jc w:val="left"/>
+            </w:pPr>
+            <w:r>
+              <w:rPr>
+                <w:rFonts w:ascii="Inter" w:cs="Inter" w:eastAsia="Inter" w:hAnsi="Inter"/>
+              </w:rPr>
+              <w:t xml:space="preserve">Permanent</w:t>
             </w:r>
           </w:p>
         </w:tc>
@@ -1031,191 +1177,75 @@
         <w:tc>
           <w:tcPr>
             <w:tcW w:type="dxa" w:w="2400"/>
-            <w:shd w:fill="EEF1F6" w:color="auto" w:val="clear"/>
-            <w:tcMar>
-              <w:top w:type="dxa" w:w="60"/>
-              <w:left w:type="dxa" w:w="90"/>
-              <w:bottom w:type="dxa" w:w="60"/>
-              <w:right w:type="dxa" w:w="90"/>
-            </w:tcMar>
-          </w:tcPr>
-          <w:p>
-            <w:pPr>
-              <w:spacing w:after="40"/>
-            </w:pPr>
-            <w:r>
-              <w:rPr>
-                <w:rFonts w:ascii="Inter" w:cs="Inter" w:eastAsia="Inter" w:hAnsi="Inter"/>
-              </w:rPr>
-              <w:t xml:space="preserve">Signalement et traitement</w:t>
+            <w:tcMar>
+              <w:top w:type="dxa" w:w="60"/>
+              <w:left w:type="dxa" w:w="90"/>
+              <w:bottom w:type="dxa" w:w="60"/>
+              <w:right w:type="dxa" w:w="90"/>
+            </w:tcMar>
+          </w:tcPr>
+          <w:p>
+            <w:pPr>
+              <w:spacing w:after="40"/>
+              <w:jc w:val="left"/>
+            </w:pPr>
+            <w:r>
+              <w:rPr>
+                <w:rFonts w:ascii="Inter" w:cs="Inter" w:eastAsia="Inter" w:hAnsi="Inter"/>
+              </w:rPr>
+              <w:t xml:space="preserve">Suivi chiffré</w:t>
             </w:r>
           </w:p>
         </w:tc>
         <w:tc>
           <w:tcPr>
             <w:tcW w:type="dxa" w:w="5400"/>
-            <w:shd w:fill="EEF1F6" w:color="auto" w:val="clear"/>
-            <w:tcMar>
-              <w:top w:type="dxa" w:w="60"/>
-              <w:left w:type="dxa" w:w="90"/>
-              <w:bottom w:type="dxa" w:w="60"/>
-              <w:right w:type="dxa" w:w="90"/>
-            </w:tcMar>
-          </w:tcPr>
-          <w:p>
-            <w:pPr>
-              <w:spacing w:after="40"/>
-            </w:pPr>
-            <w:r>
-              <w:rPr>
-                <w:rFonts w:ascii="Inter" w:cs="Inter" w:eastAsia="Inter" w:hAnsi="Inter"/>
-                <w:b/>
-                <w:bCs/>
-              </w:rPr>
-              <w:t xml:space="preserve">Référent(e) égalité et harcèlement</w:t>
-            </w:r>
-            <w:r>
-              <w:rPr>
-                <w:rFonts w:ascii="Inter" w:cs="Inter" w:eastAsia="Inter" w:hAnsi="Inter"/>
-              </w:rPr>
-              <w:t xml:space="preserve"> désigné(e) : </w:t>
-            </w:r>
-            <w:r>
-              <w:rPr>
-                <w:rFonts w:ascii="Inter" w:cs="Inter" w:eastAsia="Inter" w:hAnsi="Inter"/>
-                <w:b/>
-                <w:bCs/>
-                <w:highlight w:val="yellow"/>
-                <w:highlightCs w:val="yellow"/>
-              </w:rPr>
-              <w:t xml:space="preserve">[nom]</w:t>
-            </w:r>
-            <w:r>
-              <w:rPr>
-                <w:rFonts w:ascii="Inter" w:cs="Inter" w:eastAsia="Inter" w:hAnsi="Inter"/>
-              </w:rPr>
-              <w:t xml:space="preserve">.</w:t>
-            </w:r>
-          </w:p>
-          <w:p>
-            <w:pPr>
-              <w:spacing w:after="40"/>
-            </w:pPr>
-            <w:r>
-              <w:rPr>
-                <w:rFonts w:ascii="Inter" w:cs="Inter" w:eastAsia="Inter" w:hAnsi="Inter"/>
-              </w:rPr>
-              <w:t xml:space="preserve">Procédure de signalement confidentielle (entretien, courriel dédié), réponse sous 48 heures ouvrées, information des voies de recours (inspection du travail, Défenseur des droits, numéro national d’écoute).</w:t>
-            </w:r>
-          </w:p>
-          <w:p>
-            <w:pPr>
-              <w:spacing w:after="40"/>
-            </w:pPr>
-            <w:r>
-              <w:rPr>
-                <w:rFonts w:ascii="Inter" w:cs="Inter" w:eastAsia="Inter" w:hAnsi="Inter"/>
-              </w:rPr>
-              <w:t xml:space="preserve">Mesures de protection immédiate de la victime présumée au CFA.</w:t>
+            <w:tcMar>
+              <w:top w:type="dxa" w:w="60"/>
+              <w:left w:type="dxa" w:w="90"/>
+              <w:bottom w:type="dxa" w:w="60"/>
+              <w:right w:type="dxa" w:w="90"/>
+            </w:tcMar>
+          </w:tcPr>
+          <w:p>
+            <w:pPr>
+              <w:spacing w:after="40"/>
+              <w:jc w:val="left"/>
+            </w:pPr>
+            <w:r>
+              <w:rPr>
+                <w:rFonts w:ascii="Inter" w:cs="Inter" w:eastAsia="Inter" w:hAnsi="Inter"/>
+              </w:rPr>
+              <w:t xml:space="preserve">Indicateurs sexués : candidatures, admissions, contrats signés, ruptures, réussite, insertion.</w:t>
+            </w:r>
+          </w:p>
+          <w:p>
+            <w:pPr>
+              <w:spacing w:after="40"/>
+              <w:jc w:val="left"/>
+            </w:pPr>
+            <w:r>
+              <w:rPr>
+                <w:rFonts w:ascii="Inter" w:cs="Inter" w:eastAsia="Inter" w:hAnsi="Inter"/>
+              </w:rPr>
+              <w:t xml:space="preserve">Bilan annuel présenté dans le rapport d’activité.</w:t>
             </w:r>
           </w:p>
         </w:tc>
         <w:tc>
           <w:tcPr>
             <w:tcW w:type="dxa" w:w="1838"/>
-            <w:shd w:fill="EEF1F6" w:color="auto" w:val="clear"/>
-            <w:tcMar>
-              <w:top w:type="dxa" w:w="60"/>
-              <w:left w:type="dxa" w:w="90"/>
-              <w:bottom w:type="dxa" w:w="60"/>
-              <w:right w:type="dxa" w:w="90"/>
-            </w:tcMar>
-          </w:tcPr>
-          <w:p>
-            <w:pPr>
-              <w:spacing w:after="40"/>
-            </w:pPr>
-            <w:r>
-              <w:rPr>
-                <w:rFonts w:ascii="Inter" w:cs="Inter" w:eastAsia="Inter" w:hAnsi="Inter"/>
-              </w:rPr>
-              <w:t xml:space="preserve">Permanent</w:t>
-            </w:r>
-          </w:p>
-        </w:tc>
-      </w:tr>
-      <w:tr>
-        <w:trPr>
-          <w:cantSplit/>
-        </w:trPr>
-        <w:tc>
-          <w:tcPr>
-            <w:tcW w:type="dxa" w:w="2400"/>
-            <w:tcMar>
-              <w:top w:type="dxa" w:w="60"/>
-              <w:left w:type="dxa" w:w="90"/>
-              <w:bottom w:type="dxa" w:w="60"/>
-              <w:right w:type="dxa" w:w="90"/>
-            </w:tcMar>
-          </w:tcPr>
-          <w:p>
-            <w:pPr>
-              <w:spacing w:after="40"/>
-            </w:pPr>
-            <w:r>
-              <w:rPr>
-                <w:rFonts w:ascii="Inter" w:cs="Inter" w:eastAsia="Inter" w:hAnsi="Inter"/>
-              </w:rPr>
-              <w:t xml:space="preserve">Suivi chiffré</w:t>
-            </w:r>
-          </w:p>
-        </w:tc>
-        <w:tc>
-          <w:tcPr>
-            <w:tcW w:type="dxa" w:w="5400"/>
-            <w:tcMar>
-              <w:top w:type="dxa" w:w="60"/>
-              <w:left w:type="dxa" w:w="90"/>
-              <w:bottom w:type="dxa" w:w="60"/>
-              <w:right w:type="dxa" w:w="90"/>
-            </w:tcMar>
-          </w:tcPr>
-          <w:p>
-            <w:pPr>
-              <w:spacing w:after="40"/>
-            </w:pPr>
-            <w:r>
-              <w:rPr>
-                <w:rFonts w:ascii="Inter" w:cs="Inter" w:eastAsia="Inter" w:hAnsi="Inter"/>
-              </w:rPr>
-              <w:t xml:space="preserve">Indicateurs sexués : candidatures, admissions, contrats signés, ruptures, réussite, insertion — par formation.</w:t>
-            </w:r>
-          </w:p>
-          <w:p>
-            <w:pPr>
-              <w:spacing w:after="40"/>
-            </w:pPr>
-            <w:r>
-              <w:rPr>
-                <w:rFonts w:ascii="Inter" w:cs="Inter" w:eastAsia="Inter" w:hAnsi="Inter"/>
-              </w:rPr>
-              <w:t xml:space="preserve">Bilan annuel présenté dans le rapport d’activité.</w:t>
-            </w:r>
-          </w:p>
-        </w:tc>
-        <w:tc>
-          <w:tcPr>
-            <w:tcW w:type="dxa" w:w="1838"/>
-            <w:tcMar>
-              <w:top w:type="dxa" w:w="60"/>
-              <w:left w:type="dxa" w:w="90"/>
-              <w:bottom w:type="dxa" w:w="60"/>
-              <w:right w:type="dxa" w:w="90"/>
-            </w:tcMar>
-          </w:tcPr>
-          <w:p>
-            <w:pPr>
-              <w:spacing w:after="40"/>
+            <w:tcMar>
+              <w:top w:type="dxa" w:w="60"/>
+              <w:left w:type="dxa" w:w="90"/>
+              <w:bottom w:type="dxa" w:w="60"/>
+              <w:right w:type="dxa" w:w="90"/>
+            </w:tcMar>
+          </w:tcPr>
+          <w:p>
+            <w:pPr>
+              <w:spacing w:after="40"/>
+              <w:jc w:val="left"/>
             </w:pPr>
             <w:r>
               <w:rPr>
@@ -1242,7 +1272,7 @@
         <w:rPr>
           <w:rFonts w:ascii="Montserrat" w:cs="Montserrat" w:eastAsia="Montserrat" w:hAnsi="Montserrat"/>
         </w:rPr>
-        <w:t xml:space="preserve">3. Actions déjà entreprises</w:t>
+        <w:t xml:space="preserve">3. Actions engagées à la date du dossier</w:t>
       </w:r>
     </w:p>
     <w:tbl>
@@ -1281,6 +1311,7 @@
           <w:p>
             <w:pPr>
               <w:spacing w:after="40"/>
+              <w:jc w:val="left"/>
             </w:pPr>
             <w:r>
               <w:rPr>
@@ -1307,6 +1338,7 @@
           <w:p>
             <w:pPr>
               <w:spacing w:after="40"/>
+              <w:jc w:val="left"/>
             </w:pPr>
             <w:r>
               <w:rPr>
@@ -1333,6 +1365,7 @@
           <w:p>
             <w:pPr>
               <w:spacing w:after="40"/>
+              <w:jc w:val="left"/>
             </w:pPr>
             <w:r>
               <w:rPr>
@@ -1363,6 +1396,7 @@
           <w:p>
             <w:pPr>
               <w:spacing w:after="40"/>
+              <w:jc w:val="left"/>
             </w:pPr>
             <w:r>
               <w:rPr>
@@ -1389,6 +1423,7 @@
           <w:p>
             <w:pPr>
               <w:spacing w:after="40"/>
+              <w:jc w:val="left"/>
             </w:pPr>
             <w:r>
               <w:rPr>
@@ -1398,7 +1433,7 @@
                 <w:highlight w:val="yellow"/>
                 <w:highlightCs w:val="yellow"/>
               </w:rPr>
-              <w:t xml:space="preserve">[ex. rédaction de la charte égalité de YEBA FORMATIONS]</w:t>
+              <w:t xml:space="preserve">[Rédaction de la charte égalité de YEBA FORMATIONS]</w:t>
             </w:r>
           </w:p>
         </w:tc>
@@ -1415,6 +1450,7 @@
           <w:p>
             <w:pPr>
               <w:spacing w:after="40"/>
+              <w:jc w:val="left"/>
             </w:pPr>
             <w:r>
               <w:rPr>
@@ -1424,7 +1460,7 @@
                 <w:highlight w:val="yellow"/>
                 <w:highlightCs w:val="yellow"/>
               </w:rPr>
-              <w:t xml:space="preserve">[document]</w:t>
+              <w:t xml:space="preserve">[Charte jointe]</w:t>
             </w:r>
           </w:p>
         </w:tc>
@@ -1447,6 +1483,7 @@
           <w:p>
             <w:pPr>
               <w:spacing w:after="40"/>
+              <w:jc w:val="left"/>
             </w:pPr>
             <w:r>
               <w:rPr>
@@ -1474,6 +1511,7 @@
           <w:p>
             <w:pPr>
               <w:spacing w:after="40"/>
+              <w:jc w:val="left"/>
             </w:pPr>
             <w:r>
               <w:rPr>
@@ -1483,7 +1521,7 @@
                 <w:highlight w:val="yellow"/>
                 <w:highlightCs w:val="yellow"/>
               </w:rPr>
-              <w:t xml:space="preserve">[ex. désignation de la/du référent(e) égalité]</w:t>
+              <w:t xml:space="preserve">[Désignation du référent égalité et harcèlement]</w:t>
             </w:r>
           </w:p>
         </w:tc>
@@ -1501,6 +1539,7 @@
           <w:p>
             <w:pPr>
               <w:spacing w:after="40"/>
+              <w:jc w:val="left"/>
             </w:pPr>
             <w:r>
               <w:rPr>
@@ -1510,67 +1549,7 @@
                 <w:highlight w:val="yellow"/>
                 <w:highlightCs w:val="yellow"/>
               </w:rPr>
-              <w:t xml:space="preserve">[lettre de mission]</w:t>
-            </w:r>
-          </w:p>
-        </w:tc>
-      </w:tr>
-    </w:tbl>
-    <w:p>
-      <w:pPr>
-        <w:spacing w:after="80"/>
-      </w:pPr>
-    </w:p>
-    <w:tbl>
-      <w:tblPr>
-        <w:tblW w:type="dxa" w:w="9638"/>
-        <w:tblBorders>
-          <w:top w:val="none" w:color="FFFFFF" w:sz="0"/>
-          <w:left w:val="single" w:color="C9AB4C" w:sz="12"/>
-          <w:bottom w:val="none" w:color="FFFFFF" w:sz="0"/>
-          <w:right w:val="none" w:color="FFFFFF" w:sz="0"/>
-          <w:insideH w:val="none" w:color="FFFFFF" w:sz="0"/>
-          <w:insideV w:val="none" w:color="FFFFFF" w:sz="0"/>
-        </w:tblBorders>
-      </w:tblPr>
-      <w:tblGrid>
-        <w:gridCol w:w="9638"/>
-      </w:tblGrid>
-      <w:tr>
-        <w:tc>
-          <w:tcPr>
-            <w:tcW w:type="dxa" w:w="9638"/>
-            <w:shd w:fill="F7F1DF" w:color="auto" w:val="clear"/>
-            <w:tcMar>
-              <w:top w:type="dxa" w:w="100"/>
-              <w:left w:type="dxa" w:w="160"/>
-              <w:bottom w:type="dxa" w:w="100"/>
-              <w:right w:type="dxa" w:w="120"/>
-            </w:tcMar>
-          </w:tcPr>
-          <w:p>
-            <w:pPr>
-              <w:spacing w:after="60"/>
-            </w:pPr>
-            <w:r>
-              <w:rPr>
-                <w:rFonts w:ascii="Montserrat" w:cs="Montserrat" w:eastAsia="Montserrat" w:hAnsi="Montserrat"/>
-                <w:b/>
-                <w:bCs/>
-                <w:color w:val="1B3A6B"/>
-              </w:rPr>
-              <w:t xml:space="preserve">Honnêteté du dossier</w:t>
-            </w:r>
-          </w:p>
-          <w:p>
-            <w:pPr>
-              <w:spacing w:after="50"/>
-            </w:pPr>
-            <w:r>
-              <w:rPr>
-                <w:rFonts w:ascii="Inter" w:cs="Inter" w:eastAsia="Inter" w:hAnsi="Inter"/>
-              </w:rPr>
-              <w:t xml:space="preserve">Ne mentionner dans ce tableau que des actions réellement réalisées. Une action prévue doit apparaître au § 2 avec sa date prévisionnelle.</w:t>
+              <w:t xml:space="preserve">[Lettre de mission]</w:t>
             </w:r>
           </w:p>
         </w:tc>
@@ -1625,6 +1604,7 @@
           <w:p>
             <w:pPr>
               <w:spacing w:after="50"/>
+              <w:jc w:val="both"/>
             </w:pPr>
             <w:r>
               <w:rPr>

--- a/dossier-deets-apprentissage/word/08_Notice_mixite_et_egalite_femmes_hommes.docx
+++ b/dossier-deets-apprentissage/word/08_Notice_mixite_et_egalite_femmes_hommes.docx
@@ -4,29 +4,47 @@
   <w:body>
     <w:p>
       <w:pPr>
-        <w:spacing w:after="40"/>
-      </w:pPr>
-      <w:r>
-        <w:rPr>
-          <w:rFonts w:ascii="Montserrat" w:cs="Montserrat" w:eastAsia="Montserrat" w:hAnsi="Montserrat"/>
-          <w:b/>
-          <w:bCs/>
-          <w:color w:val="1B3A6B"/>
-          <w:sz w:val="40"/>
-          <w:szCs w:val="40"/>
-        </w:rPr>
-        <w:t xml:space="preserve">YEBA</w:t>
-      </w:r>
-      <w:r>
-        <w:rPr>
-          <w:rFonts w:ascii="Montserrat" w:cs="Montserrat" w:eastAsia="Montserrat" w:hAnsi="Montserrat"/>
-          <w:b/>
-          <w:bCs/>
-          <w:color w:val="C9AB4C"/>
-          <w:sz w:val="40"/>
-          <w:szCs w:val="40"/>
-        </w:rPr>
-        <w:t xml:space="preserve">  FORMATIONS</w:t>
+        <w:spacing w:after="80"/>
+      </w:pPr>
+      <w:r>
+        <w:drawing>
+          <wp:inline distT="0" distB="0" distL="0" distR="0">
+            <wp:extent cx="1143000" cy="971550"/>
+            <wp:effectExtent t="0" r="0" b="0" l="0"/>
+            <wp:docPr id="1" name="logo" descr="Logo YEBA FORMATIONS" title="Logo YEBA FORMATIONS"/>
+            <wp:cNvGraphicFramePr>
+              <a:graphicFrameLocks xmlns:a="http://schemas.openxmlformats.org/drawingml/2006/main" noChangeAspect="1"/>
+            </wp:cNvGraphicFramePr>
+            <a:graphic xmlns:a="http://schemas.openxmlformats.org/drawingml/2006/main">
+              <a:graphicData uri="http://schemas.openxmlformats.org/drawingml/2006/picture">
+                <pic:pic xmlns:pic="http://schemas.openxmlformats.org/drawingml/2006/picture">
+                  <pic:nvPicPr>
+                    <pic:cNvPr id="0" name="" descr=""/>
+                    <pic:cNvPicPr>
+                      <a:picLocks noChangeAspect="1" noChangeArrowheads="1"/>
+                    </pic:cNvPicPr>
+                  </pic:nvPicPr>
+                  <pic:blipFill>
+                    <a:blip r:embed="rId9" cstate="none"/>
+                    <a:srcRect/>
+                    <a:stretch>
+                      <a:fillRect/>
+                    </a:stretch>
+                  </pic:blipFill>
+                  <pic:spPr bwMode="auto">
+                    <a:xfrm>
+                      <a:off x="0" y="0"/>
+                      <a:ext cx="1143000" cy="971550"/>
+                    </a:xfrm>
+                    <a:prstGeom prst="rect">
+                      <a:avLst/>
+                    </a:prstGeom>
+                  </pic:spPr>
+                </pic:pic>
+              </a:graphicData>
+            </a:graphic>
+          </wp:inline>
+        </w:drawing>
       </w:r>
     </w:p>
     <w:p>
@@ -512,7 +530,7 @@
               <w:rPr>
                 <w:rFonts w:ascii="Inter" w:cs="Inter" w:eastAsia="Inter" w:hAnsi="Inter"/>
               </w:rPr>
-              <w:t xml:space="preserve">Aurélien LUMEKA, Directeur</w:t>
+              <w:t xml:space="preserve">Aurélien LUMEKA, Directeur — +262 693 32 24 45 — yebaformations@gmail.com</w:t>
             </w:r>
           </w:p>
         </w:tc>
@@ -565,7 +583,7 @@
               <w:rPr>
                 <w:rFonts w:ascii="Inter" w:cs="Inter" w:eastAsia="Inter" w:hAnsi="Inter"/>
               </w:rPr>
-              <w:t xml:space="preserve">Version 2 du 28/10/2026</w:t>
+              <w:t xml:space="preserve">Version 3 du 30/10/2026</w:t>
             </w:r>
           </w:p>
         </w:tc>

--- a/dossier-deets-apprentissage/word/08_Notice_mixite_et_egalite_femmes_hommes.docx
+++ b/dossier-deets-apprentissage/word/08_Notice_mixite_et_egalite_femmes_hommes.docx
@@ -455,7 +455,7 @@
               <w:rPr>
                 <w:rFonts w:ascii="Inter" w:cs="Inter" w:eastAsia="Inter" w:hAnsi="Inter"/>
               </w:rPr>
-              <w:t xml:space="preserve">Certification Qualiopi</w:t>
+              <w:t xml:space="preserve">Adresse administrative (courrier)</w:t>
             </w:r>
           </w:p>
         </w:tc>
@@ -473,13 +473,13 @@
           <w:p>
             <w:pPr>
               <w:spacing w:after="40"/>
-              <w:jc w:val="both"/>
-            </w:pPr>
-            <w:r>
-              <w:rPr>
-                <w:rFonts w:ascii="Inter" w:cs="Inter" w:eastAsia="Inter" w:hAnsi="Inter"/>
-              </w:rPr>
-              <w:t xml:space="preserve">n° 25FOR02027.1 (actions de formation). Extension à la catégorie « actions de formation par apprentissage » engagée : l’audit d’extension sera réalisé dès l’entrée en formation du premier apprenti (courriel de l’organisme certificateur du 14/10/2026).</w:t>
+              <w:jc w:val="left"/>
+            </w:pPr>
+            <w:r>
+              <w:rPr>
+                <w:rFonts w:ascii="Inter" w:cs="Inter" w:eastAsia="Inter" w:hAnsi="Inter"/>
+              </w:rPr>
+              <w:t xml:space="preserve">9 rue Françoise Châtelain, Bâtiment A, Entrée 1, Porte 0042, 97490 Saint-Denis</w:t>
             </w:r>
           </w:p>
         </w:tc>
@@ -507,7 +507,7 @@
               <w:rPr>
                 <w:rFonts w:ascii="Inter" w:cs="Inter" w:eastAsia="Inter" w:hAnsi="Inter"/>
               </w:rPr>
-              <w:t xml:space="preserve">Responsable</w:t>
+              <w:t xml:space="preserve">Certification Qualiopi</w:t>
             </w:r>
           </w:p>
         </w:tc>
@@ -524,13 +524,27 @@
           <w:p>
             <w:pPr>
               <w:spacing w:after="40"/>
-              <w:jc w:val="left"/>
-            </w:pPr>
-            <w:r>
-              <w:rPr>
-                <w:rFonts w:ascii="Inter" w:cs="Inter" w:eastAsia="Inter" w:hAnsi="Inter"/>
-              </w:rPr>
-              <w:t xml:space="preserve">Aurélien LUMEKA, Directeur — +262 693 32 24 45 — yebaformations@gmail.com</w:t>
+              <w:jc w:val="both"/>
+            </w:pPr>
+            <w:r>
+              <w:rPr>
+                <w:rFonts w:ascii="Inter" w:cs="Inter" w:eastAsia="Inter" w:hAnsi="Inter"/>
+              </w:rPr>
+              <w:t xml:space="preserve">n° 25FOR02027.1, délivrée par QUALITIA Certification, valable du 17/02/2026 au 16/02/2029. Catégories certifiées (art. L.6313-1 du Code du travail) : actions de formation, bilans de compétences, actions de validation des acquis de l’expérience et </w:t>
+            </w:r>
+            <w:r>
+              <w:rPr>
+                <w:rFonts w:ascii="Inter" w:cs="Inter" w:eastAsia="Inter" w:hAnsi="Inter"/>
+                <w:b/>
+                <w:bCs/>
+              </w:rPr>
+              <w:t xml:space="preserve">actions de formation par apprentissage</w:t>
+            </w:r>
+            <w:r>
+              <w:rPr>
+                <w:rFonts w:ascii="Inter" w:cs="Inter" w:eastAsia="Inter" w:hAnsi="Inter"/>
+              </w:rPr>
+              <w:t xml:space="preserve">.</w:t>
             </w:r>
           </w:p>
         </w:tc>
@@ -559,7 +573,7 @@
               <w:rPr>
                 <w:rFonts w:ascii="Inter" w:cs="Inter" w:eastAsia="Inter" w:hAnsi="Inter"/>
               </w:rPr>
-              <w:t xml:space="preserve">Version</w:t>
+              <w:t xml:space="preserve">Responsable</w:t>
             </w:r>
           </w:p>
         </w:tc>
@@ -583,7 +597,58 @@
               <w:rPr>
                 <w:rFonts w:ascii="Inter" w:cs="Inter" w:eastAsia="Inter" w:hAnsi="Inter"/>
               </w:rPr>
-              <w:t xml:space="preserve">Version 3 du 30/10/2026</w:t>
+              <w:t xml:space="preserve">Aurélien LUMEKA, Directeur — +262 693 32 24 45 — yebaformations@gmail.com</w:t>
+            </w:r>
+          </w:p>
+        </w:tc>
+      </w:tr>
+      <w:tr>
+        <w:trPr>
+          <w:cantSplit/>
+        </w:trPr>
+        <w:tc>
+          <w:tcPr>
+            <w:tcW w:type="dxa" w:w="2600"/>
+            <w:tcMar>
+              <w:top w:type="dxa" w:w="60"/>
+              <w:left w:type="dxa" w:w="90"/>
+              <w:bottom w:type="dxa" w:w="60"/>
+              <w:right w:type="dxa" w:w="90"/>
+            </w:tcMar>
+          </w:tcPr>
+          <w:p>
+            <w:pPr>
+              <w:spacing w:after="40"/>
+              <w:jc w:val="left"/>
+            </w:pPr>
+            <w:r>
+              <w:rPr>
+                <w:rFonts w:ascii="Inter" w:cs="Inter" w:eastAsia="Inter" w:hAnsi="Inter"/>
+              </w:rPr>
+              <w:t xml:space="preserve">Version</w:t>
+            </w:r>
+          </w:p>
+        </w:tc>
+        <w:tc>
+          <w:tcPr>
+            <w:tcW w:type="dxa" w:w="7038"/>
+            <w:tcMar>
+              <w:top w:type="dxa" w:w="60"/>
+              <w:left w:type="dxa" w:w="90"/>
+              <w:bottom w:type="dxa" w:w="60"/>
+              <w:right w:type="dxa" w:w="90"/>
+            </w:tcMar>
+          </w:tcPr>
+          <w:p>
+            <w:pPr>
+              <w:spacing w:after="40"/>
+              <w:jc w:val="left"/>
+            </w:pPr>
+            <w:r>
+              <w:rPr>
+                <w:rFonts w:ascii="Inter" w:cs="Inter" w:eastAsia="Inter" w:hAnsi="Inter"/>
+              </w:rPr>
+              <w:t xml:space="preserve">Version 4 du 30/10/2026</w:t>
             </w:r>
           </w:p>
         </w:tc>
